--- a/CMA_W_B1_Ch17_AnswerKeys.docx
+++ b/CMA_W_B1_Ch17_AnswerKeys.docx
@@ -97,66 +97,66 @@
                 <w:sz w:val="17"/>
                 <w:szCs w:val="17"/>
               </w:rPr>
-              <w:t xml:space="preserve">defined benefit plan · remeasurements</w:t>
-            </w:r>
-          </w:p>
-        </w:tc>
-        <w:tc>
-          <w:tcPr>
-            <w:tcW w:type="pct" w:w="1667"/>
-            <w:tcMar>
-              <w:top w:type="dxa" w:w="40"/>
-              <w:left w:type="dxa" w:w="100"/>
-              <w:bottom w:type="dxa" w:w="40"/>
-              <w:right w:type="dxa" w:w="100"/>
-            </w:tcMar>
-          </w:tcPr>
-          <w:p>
-            <w:pPr>
-              <w:spacing w:before="22" w:after="22"/>
-            </w:pPr>
-            <w:r>
-              <w:rPr>
-                <w:b/>
-                <w:bCs/>
-                <w:color w:val="8186EF"/>
-                <w:sz w:val="16"/>
-                <w:szCs w:val="16"/>
-              </w:rPr>
-              <w:t xml:space="preserve">10  </w:t>
-            </w:r>
-            <w:r>
-              <w:rPr>
-                <w:sz w:val="17"/>
-                <w:szCs w:val="17"/>
-              </w:rPr>
-              <w:t xml:space="preserve">F</w:t>
-            </w:r>
-          </w:p>
-        </w:tc>
-        <w:tc>
-          <w:tcPr>
-            <w:tcW w:type="pct" w:w="1667"/>
-            <w:tcMar>
-              <w:top w:type="dxa" w:w="40"/>
-              <w:left w:type="dxa" w:w="100"/>
-              <w:bottom w:type="dxa" w:w="40"/>
-              <w:right w:type="dxa" w:w="100"/>
-            </w:tcMar>
-          </w:tcPr>
-          <w:p>
-            <w:pPr>
-              <w:spacing w:before="22" w:after="22"/>
-            </w:pPr>
-            <w:r>
-              <w:rPr>
-                <w:b/>
-                <w:bCs/>
-                <w:color w:val="8186EF"/>
-                <w:sz w:val="16"/>
-                <w:szCs w:val="16"/>
-              </w:rPr>
-              <w:t xml:space="preserve">19  </w:t>
+              <w:t xml:space="preserve">graded vesting · straight-line · conditions</w:t>
+            </w:r>
+          </w:p>
+        </w:tc>
+        <w:tc>
+          <w:tcPr>
+            <w:tcW w:type="pct" w:w="1667"/>
+            <w:tcMar>
+              <w:top w:type="dxa" w:w="40"/>
+              <w:left w:type="dxa" w:w="100"/>
+              <w:bottom w:type="dxa" w:w="40"/>
+              <w:right w:type="dxa" w:w="100"/>
+            </w:tcMar>
+          </w:tcPr>
+          <w:p>
+            <w:pPr>
+              <w:spacing w:before="22" w:after="22"/>
+            </w:pPr>
+            <w:r>
+              <w:rPr>
+                <w:b/>
+                <w:bCs/>
+                <w:color w:val="8186EF"/>
+                <w:sz w:val="16"/>
+                <w:szCs w:val="16"/>
+              </w:rPr>
+              <w:t xml:space="preserve">8  </w:t>
+            </w:r>
+            <w:r>
+              <w:rPr>
+                <w:sz w:val="17"/>
+                <w:szCs w:val="17"/>
+              </w:rPr>
+              <w:t xml:space="preserve">D</w:t>
+            </w:r>
+          </w:p>
+        </w:tc>
+        <w:tc>
+          <w:tcPr>
+            <w:tcW w:type="pct" w:w="1667"/>
+            <w:tcMar>
+              <w:top w:type="dxa" w:w="40"/>
+              <w:left w:type="dxa" w:w="100"/>
+              <w:bottom w:type="dxa" w:w="40"/>
+              <w:right w:type="dxa" w:w="100"/>
+            </w:tcMar>
+          </w:tcPr>
+          <w:p>
+            <w:pPr>
+              <w:spacing w:before="22" w:after="22"/>
+            </w:pPr>
+            <w:r>
+              <w:rPr>
+                <w:b/>
+                <w:bCs/>
+                <w:color w:val="8186EF"/>
+                <w:sz w:val="16"/>
+                <w:szCs w:val="16"/>
+              </w:rPr>
+              <w:t xml:space="preserve">15  </w:t>
             </w:r>
             <w:r>
               <w:rPr>
@@ -199,7 +199,7 @@
                 <w:sz w:val="17"/>
                 <w:szCs w:val="17"/>
               </w:rPr>
-              <w:t xml:space="preserve">defined benefit plan · remeasurements</w:t>
+              <w:t xml:space="preserve">forfeitures · recognized · obligation</w:t>
             </w:r>
           </w:p>
         </w:tc>
@@ -226,14 +226,14 @@
                 <w:sz w:val="16"/>
                 <w:szCs w:val="16"/>
               </w:rPr>
-              <w:t xml:space="preserve">11  </w:t>
-            </w:r>
-            <w:r>
-              <w:rPr>
-                <w:sz w:val="17"/>
-                <w:szCs w:val="17"/>
-              </w:rPr>
-              <w:t xml:space="preserve">defined benefit plan · remeasurements</w:t>
+              <w:t xml:space="preserve">9  </w:t>
+            </w:r>
+            <w:r>
+              <w:rPr>
+                <w:sz w:val="17"/>
+                <w:szCs w:val="17"/>
+              </w:rPr>
+              <w:t xml:space="preserve">C</w:t>
             </w:r>
           </w:p>
         </w:tc>
@@ -260,14 +260,14 @@
                 <w:sz w:val="16"/>
                 <w:szCs w:val="16"/>
               </w:rPr>
-              <w:t xml:space="preserve">20  </w:t>
-            </w:r>
-            <w:r>
-              <w:rPr>
-                <w:sz w:val="17"/>
-                <w:szCs w:val="17"/>
-              </w:rPr>
-              <w:t xml:space="preserve">B</w:t>
+              <w:t xml:space="preserve">16  </w:t>
+            </w:r>
+            <w:r>
+              <w:rPr>
+                <w:sz w:val="17"/>
+                <w:szCs w:val="17"/>
+              </w:rPr>
+              <w:t xml:space="preserve">A</w:t>
             </w:r>
           </w:p>
         </w:tc>
@@ -302,33 +302,33 @@
                 <w:sz w:val="17"/>
                 <w:szCs w:val="17"/>
               </w:rPr>
-              <w:t xml:space="preserve">defined benefit plan · remeasurements</w:t>
-            </w:r>
-          </w:p>
-        </w:tc>
-        <w:tc>
-          <w:tcPr>
-            <w:tcW w:type="pct" w:w="1667"/>
-            <w:tcMar>
-              <w:top w:type="dxa" w:w="40"/>
-              <w:left w:type="dxa" w:w="100"/>
-              <w:bottom w:type="dxa" w:w="40"/>
-              <w:right w:type="dxa" w:w="100"/>
-            </w:tcMar>
-          </w:tcPr>
-          <w:p>
-            <w:pPr>
-              <w:spacing w:before="22" w:after="22"/>
-            </w:pPr>
-            <w:r>
-              <w:rPr>
-                <w:b/>
-                <w:bCs/>
-                <w:color w:val="8186EF"/>
-                <w:sz w:val="16"/>
-                <w:szCs w:val="16"/>
-              </w:rPr>
-              <w:t xml:space="preserve">12  </w:t>
+              <w:t xml:space="preserve">defined benefit plan · remeasurements · prior service cost</w:t>
+            </w:r>
+          </w:p>
+        </w:tc>
+        <w:tc>
+          <w:tcPr>
+            <w:tcW w:type="pct" w:w="1667"/>
+            <w:tcMar>
+              <w:top w:type="dxa" w:w="40"/>
+              <w:left w:type="dxa" w:w="100"/>
+              <w:bottom w:type="dxa" w:w="40"/>
+              <w:right w:type="dxa" w:w="100"/>
+            </w:tcMar>
+          </w:tcPr>
+          <w:p>
+            <w:pPr>
+              <w:spacing w:before="22" w:after="22"/>
+            </w:pPr>
+            <w:r>
+              <w:rPr>
+                <w:b/>
+                <w:bCs/>
+                <w:color w:val="8186EF"/>
+                <w:sz w:val="16"/>
+                <w:szCs w:val="16"/>
+              </w:rPr>
+              <w:t xml:space="preserve">10  </w:t>
             </w:r>
             <w:r>
               <w:rPr>
@@ -361,7 +361,7 @@
                 <w:sz w:val="16"/>
                 <w:szCs w:val="16"/>
               </w:rPr>
-              <w:t xml:space="preserve">21  </w:t>
+              <w:t xml:space="preserve">17  </w:t>
             </w:r>
             <w:r>
               <w:rPr>
@@ -431,7 +431,41 @@
                 <w:sz w:val="16"/>
                 <w:szCs w:val="16"/>
               </w:rPr>
-              <w:t xml:space="preserve">13  </w:t>
+              <w:t xml:space="preserve">11  </w:t>
+            </w:r>
+            <w:r>
+              <w:rPr>
+                <w:sz w:val="17"/>
+                <w:szCs w:val="17"/>
+              </w:rPr>
+              <w:t xml:space="preserve">B</w:t>
+            </w:r>
+          </w:p>
+        </w:tc>
+        <w:tc>
+          <w:tcPr>
+            <w:tcW w:type="pct" w:w="1667"/>
+            <w:shd w:fill="FBFAF6" w:val="clear"/>
+            <w:tcMar>
+              <w:top w:type="dxa" w:w="40"/>
+              <w:left w:type="dxa" w:w="100"/>
+              <w:bottom w:type="dxa" w:w="40"/>
+              <w:right w:type="dxa" w:w="100"/>
+            </w:tcMar>
+          </w:tcPr>
+          <w:p>
+            <w:pPr>
+              <w:spacing w:before="22" w:after="22"/>
+            </w:pPr>
+            <w:r>
+              <w:rPr>
+                <w:b/>
+                <w:bCs/>
+                <w:color w:val="8186EF"/>
+                <w:sz w:val="16"/>
+                <w:szCs w:val="16"/>
+              </w:rPr>
+              <w:t xml:space="preserve">18  </w:t>
             </w:r>
             <w:r>
               <w:rPr>
@@ -439,40 +473,6 @@
                 <w:szCs w:val="17"/>
               </w:rPr>
               <w:t xml:space="preserve">C</w:t>
-            </w:r>
-          </w:p>
-        </w:tc>
-        <w:tc>
-          <w:tcPr>
-            <w:tcW w:type="pct" w:w="1667"/>
-            <w:shd w:fill="FBFAF6" w:val="clear"/>
-            <w:tcMar>
-              <w:top w:type="dxa" w:w="40"/>
-              <w:left w:type="dxa" w:w="100"/>
-              <w:bottom w:type="dxa" w:w="40"/>
-              <w:right w:type="dxa" w:w="100"/>
-            </w:tcMar>
-          </w:tcPr>
-          <w:p>
-            <w:pPr>
-              <w:spacing w:before="22" w:after="22"/>
-            </w:pPr>
-            <w:r>
-              <w:rPr>
-                <w:b/>
-                <w:bCs/>
-                <w:color w:val="8186EF"/>
-                <w:sz w:val="16"/>
-                <w:szCs w:val="16"/>
-              </w:rPr>
-              <w:t xml:space="preserve">22  </w:t>
-            </w:r>
-            <w:r>
-              <w:rPr>
-                <w:sz w:val="17"/>
-                <w:szCs w:val="17"/>
-              </w:rPr>
-              <w:t xml:space="preserve">D</w:t>
             </w:r>
           </w:p>
         </w:tc>
@@ -533,47 +533,47 @@
                 <w:sz w:val="16"/>
                 <w:szCs w:val="16"/>
               </w:rPr>
-              <w:t xml:space="preserve">14  </w:t>
-            </w:r>
-            <w:r>
-              <w:rPr>
-                <w:sz w:val="17"/>
-                <w:szCs w:val="17"/>
-              </w:rPr>
-              <w:t xml:space="preserve">D</w:t>
-            </w:r>
-          </w:p>
-        </w:tc>
-        <w:tc>
-          <w:tcPr>
-            <w:tcW w:type="pct" w:w="1667"/>
-            <w:tcMar>
-              <w:top w:type="dxa" w:w="40"/>
-              <w:left w:type="dxa" w:w="100"/>
-              <w:bottom w:type="dxa" w:w="40"/>
-              <w:right w:type="dxa" w:w="100"/>
-            </w:tcMar>
-          </w:tcPr>
-          <w:p>
-            <w:pPr>
-              <w:spacing w:before="22" w:after="22"/>
-            </w:pPr>
-            <w:r>
-              <w:rPr>
-                <w:b/>
-                <w:bCs/>
-                <w:color w:val="8186EF"/>
-                <w:sz w:val="16"/>
-                <w:szCs w:val="16"/>
-              </w:rPr>
-              <w:t xml:space="preserve">23  </w:t>
-            </w:r>
-            <w:r>
-              <w:rPr>
-                <w:sz w:val="17"/>
-                <w:szCs w:val="17"/>
-              </w:rPr>
-              <w:t xml:space="preserve">C</w:t>
+              <w:t xml:space="preserve">12  </w:t>
+            </w:r>
+            <w:r>
+              <w:rPr>
+                <w:sz w:val="17"/>
+                <w:szCs w:val="17"/>
+              </w:rPr>
+              <w:t xml:space="preserve">A</w:t>
+            </w:r>
+          </w:p>
+        </w:tc>
+        <w:tc>
+          <w:tcPr>
+            <w:tcW w:type="pct" w:w="1667"/>
+            <w:tcMar>
+              <w:top w:type="dxa" w:w="40"/>
+              <w:left w:type="dxa" w:w="100"/>
+              <w:bottom w:type="dxa" w:w="40"/>
+              <w:right w:type="dxa" w:w="100"/>
+            </w:tcMar>
+          </w:tcPr>
+          <w:p>
+            <w:pPr>
+              <w:spacing w:before="22" w:after="22"/>
+            </w:pPr>
+            <w:r>
+              <w:rPr>
+                <w:b/>
+                <w:bCs/>
+                <w:color w:val="8186EF"/>
+                <w:sz w:val="16"/>
+                <w:szCs w:val="16"/>
+              </w:rPr>
+              <w:t xml:space="preserve">19  </w:t>
+            </w:r>
+            <w:r>
+              <w:rPr>
+                <w:sz w:val="17"/>
+                <w:szCs w:val="17"/>
+              </w:rPr>
+              <w:t xml:space="preserve">A</w:t>
             </w:r>
           </w:p>
         </w:tc>
@@ -609,7 +609,7 @@
                 <w:sz w:val="17"/>
                 <w:szCs w:val="17"/>
               </w:rPr>
-              <w:t xml:space="preserve">A</w:t>
+              <w:t xml:space="preserve">defined benefit plan · remeasurements</w:t>
             </w:r>
           </w:p>
         </w:tc>
@@ -636,14 +636,14 @@
                 <w:sz w:val="16"/>
                 <w:szCs w:val="16"/>
               </w:rPr>
-              <w:t xml:space="preserve">15  </w:t>
-            </w:r>
-            <w:r>
-              <w:rPr>
-                <w:sz w:val="17"/>
-                <w:szCs w:val="17"/>
-              </w:rPr>
-              <w:t xml:space="preserve">B</w:t>
+              <w:t xml:space="preserve">13  </w:t>
+            </w:r>
+            <w:r>
+              <w:rPr>
+                <w:sz w:val="17"/>
+                <w:szCs w:val="17"/>
+              </w:rPr>
+              <w:t xml:space="preserve">T</w:t>
             </w:r>
           </w:p>
         </w:tc>
@@ -670,14 +670,14 @@
                 <w:sz w:val="16"/>
                 <w:szCs w:val="16"/>
               </w:rPr>
-              <w:t xml:space="preserve">24  </w:t>
-            </w:r>
-            <w:r>
-              <w:rPr>
-                <w:sz w:val="17"/>
-                <w:szCs w:val="17"/>
-              </w:rPr>
-              <w:t xml:space="preserve">A</w:t>
+              <w:t xml:space="preserve">20  </w:t>
+            </w:r>
+            <w:r>
+              <w:rPr>
+                <w:sz w:val="17"/>
+                <w:szCs w:val="17"/>
+              </w:rPr>
+              <w:t xml:space="preserve">Compare with the model earlier in this handout.</w:t>
             </w:r>
           </w:p>
         </w:tc>
@@ -712,6 +712,39 @@
                 <w:sz w:val="17"/>
                 <w:szCs w:val="17"/>
               </w:rPr>
+              <w:t xml:space="preserve">D</w:t>
+            </w:r>
+          </w:p>
+        </w:tc>
+        <w:tc>
+          <w:tcPr>
+            <w:tcW w:type="pct" w:w="1667"/>
+            <w:tcMar>
+              <w:top w:type="dxa" w:w="40"/>
+              <w:left w:type="dxa" w:w="100"/>
+              <w:bottom w:type="dxa" w:w="40"/>
+              <w:right w:type="dxa" w:w="100"/>
+            </w:tcMar>
+          </w:tcPr>
+          <w:p>
+            <w:pPr>
+              <w:spacing w:before="22" w:after="22"/>
+            </w:pPr>
+            <w:r>
+              <w:rPr>
+                <w:b/>
+                <w:bCs/>
+                <w:color w:val="8186EF"/>
+                <w:sz w:val="16"/>
+                <w:szCs w:val="16"/>
+              </w:rPr>
+              <w:t xml:space="preserve">14  </w:t>
+            </w:r>
+            <w:r>
+              <w:rPr>
+                <w:sz w:val="17"/>
+                <w:szCs w:val="17"/>
+              </w:rPr>
               <w:t xml:space="preserve">B</w:t>
             </w:r>
           </w:p>
@@ -738,144 +771,7 @@
                 <w:sz w:val="16"/>
                 <w:szCs w:val="16"/>
               </w:rPr>
-              <w:t xml:space="preserve">16  </w:t>
-            </w:r>
-            <w:r>
-              <w:rPr>
-                <w:sz w:val="17"/>
-                <w:szCs w:val="17"/>
-              </w:rPr>
-              <w:t xml:space="preserve">A</w:t>
-            </w:r>
-          </w:p>
-        </w:tc>
-        <w:tc>
-          <w:tcPr>
-            <w:tcW w:type="pct" w:w="1667"/>
-            <w:tcMar>
-              <w:top w:type="dxa" w:w="40"/>
-              <w:left w:type="dxa" w:w="100"/>
-              <w:bottom w:type="dxa" w:w="40"/>
-              <w:right w:type="dxa" w:w="100"/>
-            </w:tcMar>
-          </w:tcPr>
-          <w:p>
-            <w:pPr>
-              <w:spacing w:before="22" w:after="22"/>
-            </w:pPr>
-            <w:r>
-              <w:rPr>
-                <w:b/>
-                <w:bCs/>
-                <w:color w:val="8186EF"/>
-                <w:sz w:val="16"/>
-                <w:szCs w:val="16"/>
-              </w:rPr>
-              <w:t xml:space="preserve">25  </w:t>
-            </w:r>
-            <w:r>
-              <w:rPr>
-                <w:sz w:val="17"/>
-                <w:szCs w:val="17"/>
-              </w:rPr>
-              <w:t xml:space="preserve">Compare with the model earlier in this handout.</w:t>
-            </w:r>
-          </w:p>
-        </w:tc>
-      </w:tr>
-      <w:tr>
-        <w:tc>
-          <w:tcPr>
-            <w:tcW w:type="pct" w:w="1667"/>
-            <w:shd w:fill="FBFAF6" w:val="clear"/>
-            <w:tcMar>
-              <w:top w:type="dxa" w:w="40"/>
-              <w:left w:type="dxa" w:w="100"/>
-              <w:bottom w:type="dxa" w:w="40"/>
-              <w:right w:type="dxa" w:w="100"/>
-            </w:tcMar>
-          </w:tcPr>
-          <w:p>
-            <w:pPr>
-              <w:spacing w:before="22" w:after="22"/>
-            </w:pPr>
-            <w:r>
-              <w:rPr>
-                <w:b/>
-                <w:bCs/>
-                <w:color w:val="8186EF"/>
-                <w:sz w:val="16"/>
-                <w:szCs w:val="16"/>
-              </w:rPr>
-              <w:t xml:space="preserve">8  </w:t>
-            </w:r>
-            <w:r>
-              <w:rPr>
-                <w:sz w:val="17"/>
-                <w:szCs w:val="17"/>
-              </w:rPr>
-              <w:t xml:space="preserve">C</w:t>
-            </w:r>
-          </w:p>
-        </w:tc>
-        <w:tc>
-          <w:tcPr>
-            <w:tcW w:type="pct" w:w="1667"/>
-            <w:shd w:fill="FBFAF6" w:val="clear"/>
-            <w:tcMar>
-              <w:top w:type="dxa" w:w="40"/>
-              <w:left w:type="dxa" w:w="100"/>
-              <w:bottom w:type="dxa" w:w="40"/>
-              <w:right w:type="dxa" w:w="100"/>
-            </w:tcMar>
-          </w:tcPr>
-          <w:p>
-            <w:pPr>
-              <w:spacing w:before="22" w:after="22"/>
-            </w:pPr>
-            <w:r>
-              <w:rPr>
-                <w:b/>
-                <w:bCs/>
-                <w:color w:val="8186EF"/>
-                <w:sz w:val="16"/>
-                <w:szCs w:val="16"/>
-              </w:rPr>
-              <w:t xml:space="preserve">17  </w:t>
-            </w:r>
-            <w:r>
-              <w:rPr>
-                <w:sz w:val="17"/>
-                <w:szCs w:val="17"/>
-              </w:rPr>
-              <w:t xml:space="preserve">C</w:t>
-            </w:r>
-          </w:p>
-        </w:tc>
-        <w:tc>
-          <w:tcPr>
-            <w:tcW w:type="pct" w:w="1667"/>
-            <w:shd w:fill="FBFAF6" w:val="clear"/>
-            <w:tcMar>
-              <w:top w:type="dxa" w:w="40"/>
-              <w:left w:type="dxa" w:w="100"/>
-              <w:bottom w:type="dxa" w:w="40"/>
-              <w:right w:type="dxa" w:w="100"/>
-            </w:tcMar>
-          </w:tcPr>
-          <w:p>
-            <w:pPr>
-              <w:spacing w:before="22" w:after="22"/>
-            </w:pPr>
-            <w:r>
-              <w:rPr>
-                <w:b/>
-                <w:bCs/>
-                <w:color w:val="8186EF"/>
-                <w:sz w:val="16"/>
-                <w:szCs w:val="16"/>
-              </w:rPr>
-              <w:t xml:space="preserve">26  </w:t>
+              <w:t xml:space="preserve">21  </w:t>
             </w:r>
             <w:r>
               <w:rPr>
@@ -883,97 +779,6 @@
                 <w:szCs w:val="17"/>
               </w:rPr>
               <w:t xml:space="preserve">For share awards that vest in parts, or graded vesting, U.S. GAAP lets a company recognize the cost straight-line over the whole period or tranche by tranche, when the awards have only service conditions. IFRS 2 requires tranche by tranche, which puts more expense in the early years.</w:t>
-            </w:r>
-          </w:p>
-        </w:tc>
-      </w:tr>
-      <w:tr>
-        <w:tc>
-          <w:tcPr>
-            <w:tcW w:type="pct" w:w="1667"/>
-            <w:tcMar>
-              <w:top w:type="dxa" w:w="40"/>
-              <w:left w:type="dxa" w:w="100"/>
-              <w:bottom w:type="dxa" w:w="40"/>
-              <w:right w:type="dxa" w:w="100"/>
-            </w:tcMar>
-          </w:tcPr>
-          <w:p>
-            <w:pPr>
-              <w:spacing w:before="22" w:after="22"/>
-            </w:pPr>
-            <w:r>
-              <w:rPr>
-                <w:b/>
-                <w:bCs/>
-                <w:color w:val="8186EF"/>
-                <w:sz w:val="16"/>
-                <w:szCs w:val="16"/>
-              </w:rPr>
-              <w:t xml:space="preserve">9  </w:t>
-            </w:r>
-            <w:r>
-              <w:rPr>
-                <w:sz w:val="17"/>
-                <w:szCs w:val="17"/>
-              </w:rPr>
-              <w:t xml:space="preserve">T</w:t>
-            </w:r>
-          </w:p>
-        </w:tc>
-        <w:tc>
-          <w:tcPr>
-            <w:tcW w:type="pct" w:w="1667"/>
-            <w:tcMar>
-              <w:top w:type="dxa" w:w="40"/>
-              <w:left w:type="dxa" w:w="100"/>
-              <w:bottom w:type="dxa" w:w="40"/>
-              <w:right w:type="dxa" w:w="100"/>
-            </w:tcMar>
-          </w:tcPr>
-          <w:p>
-            <w:pPr>
-              <w:spacing w:before="22" w:after="22"/>
-            </w:pPr>
-            <w:r>
-              <w:rPr>
-                <w:b/>
-                <w:bCs/>
-                <w:color w:val="8186EF"/>
-                <w:sz w:val="16"/>
-                <w:szCs w:val="16"/>
-              </w:rPr>
-              <w:t xml:space="preserve">18  </w:t>
-            </w:r>
-            <w:r>
-              <w:rPr>
-                <w:sz w:val="17"/>
-                <w:szCs w:val="17"/>
-              </w:rPr>
-              <w:t xml:space="preserve">T</w:t>
-            </w:r>
-          </w:p>
-        </w:tc>
-        <w:tc>
-          <w:tcPr>
-            <w:tcW w:type="pct" w:w="1667"/>
-            <w:tcMar>
-              <w:top w:type="dxa" w:w="40"/>
-              <w:left w:type="dxa" w:w="100"/>
-              <w:bottom w:type="dxa" w:w="40"/>
-              <w:right w:type="dxa" w:w="100"/>
-            </w:tcMar>
-          </w:tcPr>
-          <w:p>
-            <w:pPr>
-              <w:spacing w:before="24" w:after="24"/>
-            </w:pPr>
-            <w:r>
-              <w:rPr>
-                <w:sz w:val="16"/>
-                <w:szCs w:val="16"/>
-              </w:rPr>
-              <w:t xml:space="preserve"/>
             </w:r>
           </w:p>
         </w:tc>
@@ -1020,7 +825,7 @@
                 <w:sz w:val="17"/>
                 <w:szCs w:val="17"/>
               </w:rPr>
-              <w:t xml:space="preserve">11  </w:t>
+              <w:t xml:space="preserve">6  </w:t>
             </w:r>
             <w:r>
               <w:rPr>
@@ -1085,7 +890,7 @@
           <w:sz w:val="16"/>
           <w:szCs w:val="16"/>
         </w:rPr>
-        <w:t xml:space="preserve">The book writes: “GAAP, but accrued over the vesting period under IFRS. For a defined benefit plan, both frameworks put remeasurements in OCI. GAAP later amortizes them into net income; IAS 19 never reclassifies them. Share-based payments and employee benefits: U.S.”</w:t>
+        <w:t xml:space="preserve">The book writes: “For share awards that vest in parts, or graded vesting, U.S. GAAP lets a company recognize the cost straight-line over the whole period or tranche by tranche, when the awards have only service conditions. IFRS 2 requires tranche by tranche, which puts more expense in the early years.”</w:t>
       </w:r>
     </w:p>
     <w:p>
@@ -1108,7 +913,7 @@
           <w:sz w:val="16"/>
           <w:szCs w:val="16"/>
         </w:rPr>
-        <w:t xml:space="preserve">The book writes: “Employer payroll taxes on share awards are recognized when the tax obligation arises under U.S. GAAP, but accrued over the vesting period under IFRS. For a defined benefit plan, both frameworks put remeasurements in OCI.”</w:t>
+        <w:t xml:space="preserve">The book writes: “U.S. GAAP also allows a policy choice to record forfeitures as they occur; IFRS 2 requires an estimate. Employer payroll taxes on share awards are recognized when the tax obligation arises under U.S. GAAP, but accrued over the vesting period under IFRS.”</w:t>
       </w:r>
     </w:p>
     <w:p>
@@ -1131,7 +936,7 @@
           <w:sz w:val="16"/>
           <w:szCs w:val="16"/>
         </w:rPr>
-        <w:t xml:space="preserve">The book writes: “For a defined benefit plan, both frameworks put remeasurements in OCI. GAAP later amortizes them into net income; IAS 19 never reclassifies them. Share-based payments and employee benefits: U.S. SC17-2 A company grants share options that vest one third each year for three years (service condition only).”</w:t>
+        <w:t xml:space="preserve">The book writes: “For a defined benefit plan, both frameworks put remeasurements in OCI. U.S. GAAP later amortizes them into net income; IAS 19 never reclassifies them. Orontes amends its plan and creates prior service cost of $50,000: U.S. GAAP amortizes $5,000 a year from OCI, while IAS 19 expenses the whole amount at once.”</w:t>
       </w:r>
     </w:p>
     <w:p>
@@ -1154,7 +959,7 @@
           <w:sz w:val="16"/>
           <w:szCs w:val="16"/>
         </w:rPr>
-        <w:t xml:space="preserve">The book pairs Graded vesting (service condition) with “Choice: straight-line over the whole period or tranche by tranche”.</w:t>
+        <w:t xml:space="preserve">The framework defines the elements, and every amount belongs to one of them.</w:t>
       </w:r>
     </w:p>
     <w:p>
@@ -1193,29 +998,6 @@
           <w:sz w:val="16"/>
           <w:szCs w:val="16"/>
         </w:rPr>
-        <w:t xml:space="preserve">6  </w:t>
-      </w:r>
-      <w:r>
-        <w:rPr>
-          <w:sz w:val="16"/>
-          <w:szCs w:val="16"/>
-        </w:rPr>
-        <w:t xml:space="preserve">The book’s own table pairs Forfeitures with “Policy choice: estimate or record as they occur”.</w:t>
-      </w:r>
-    </w:p>
-    <w:p>
-      <w:pPr>
-        <w:spacing w:after="18"/>
-        <w:ind w:left="300" w:hanging="300"/>
-      </w:pPr>
-      <w:r>
-        <w:rPr>
-          <w:b/>
-          <w:bCs/>
-          <w:color w:val="8186EF"/>
-          <w:sz w:val="16"/>
-          <w:szCs w:val="16"/>
-        </w:rPr>
         <w:t xml:space="preserve">7  </w:t>
       </w:r>
       <w:r>
@@ -1223,7 +1005,7 @@
           <w:sz w:val="16"/>
           <w:szCs w:val="16"/>
         </w:rPr>
-        <w:t xml:space="preserve">The book’s own table pairs Employer payroll taxes on awards with “When the tax obligation arises (exercise or vesting)”.</w:t>
+        <w:t xml:space="preserve">The book gives Tranche by tranche as the ifrs (ifrs 2, ias 19) of Graded vesting (service condition).</w:t>
       </w:r>
     </w:p>
     <w:p>
@@ -1246,7 +1028,7 @@
           <w:sz w:val="16"/>
           <w:szCs w:val="16"/>
         </w:rPr>
-        <w:t xml:space="preserve">The book’s own table pairs Pension remeasurements (actuarial gains and losses) with “OCI, then amortized into net income (corridor)”.</w:t>
+        <w:t xml:space="preserve">Public companies test goodwill for impairment only. A is wrong: The alternative is for private companies only. B is wrong: Goodwill amortization for public companies ended in 2001.</w:t>
       </w:r>
     </w:p>
     <w:p>
@@ -1269,7 +1051,7 @@
           <w:sz w:val="16"/>
           <w:szCs w:val="16"/>
         </w:rPr>
-        <w:t xml:space="preserve">The book pairs Graded vesting (service condition) with “Tranche by tranche”.</w:t>
+        <w:t xml:space="preserve">IAS 19 remeasurements stay in equity. A is wrong: Amortization is the U.S. GAAP approach. B is wrong: They are not recycled.</w:t>
       </w:r>
     </w:p>
     <w:p>
@@ -1292,7 +1074,30 @@
           <w:sz w:val="16"/>
           <w:szCs w:val="16"/>
         </w:rPr>
-        <w:t xml:space="preserve">The book pairs Forfeitures with “Estimate”, not with “Net interest at the discount rate”.</w:t>
+        <w:t xml:space="preserve">U.S. GAAP uses expected return; IAS 19 uses net interest. A is wrong: This is the IAS 19 net interest approach. B is wrong: The difference from actual return goes to OCI.</w:t>
+      </w:r>
+    </w:p>
+    <w:p>
+      <w:pPr>
+        <w:spacing w:after="18"/>
+        <w:ind w:left="300" w:hanging="300"/>
+      </w:pPr>
+      <w:r>
+        <w:rPr>
+          <w:b/>
+          <w:bCs/>
+          <w:color w:val="8186EF"/>
+          <w:sz w:val="16"/>
+          <w:szCs w:val="16"/>
+        </w:rPr>
+        <w:t xml:space="preserve">11  </w:t>
+      </w:r>
+      <w:r>
+        <w:rPr>
+          <w:sz w:val="16"/>
+          <w:szCs w:val="16"/>
+        </w:rPr>
+        <w:t xml:space="preserve">Accruing over the vesting period is the IFRS approach. A is wrong: This is the IFRS treatment. C is wrong: No obligation exists at grant.</w:t>
       </w:r>
     </w:p>
     <w:p>
@@ -1315,7 +1120,7 @@
           <w:sz w:val="16"/>
           <w:szCs w:val="16"/>
         </w:rPr>
-        <w:t xml:space="preserve">The book gives Tranche by tranche as the ifrs (ifrs 2, ias 19) of Graded vesting (service condition).</w:t>
+        <w:t xml:space="preserve">Every cycle settles one rule and shows where it comes from.</w:t>
       </w:r>
     </w:p>
     <w:p>
@@ -1338,7 +1143,7 @@
           <w:sz w:val="16"/>
           <w:szCs w:val="16"/>
         </w:rPr>
-        <w:t xml:space="preserve">IAS 19 remeasurements stay in equity. A is wrong: Amortization is the U.S. GAAP approach. B is wrong: They are not recycled.</w:t>
+        <w:t xml:space="preserve">CMA questions use exact terms, and one word can change the answer.</w:t>
       </w:r>
     </w:p>
     <w:p>
@@ -1361,7 +1166,7 @@
           <w:sz w:val="16"/>
           <w:szCs w:val="16"/>
         </w:rPr>
-        <w:t xml:space="preserve">U.S. GAAP uses expected return; IAS 19 uses net interest. A is wrong: This is the IAS 19 net interest approach. B is wrong: The difference from actual return goes to OCI.</w:t>
+        <w:t xml:space="preserve">The book’s own table gives Lowers U.S. net income as the category of L1 Development costs.</w:t>
       </w:r>
     </w:p>
     <w:p>
@@ -1384,7 +1189,7 @@
           <w:sz w:val="16"/>
           <w:szCs w:val="16"/>
         </w:rPr>
-        <w:t xml:space="preserve">Accruing over the vesting period is the IFRS approach. A is wrong: This is the IFRS treatment. C is wrong: No obligation exists at grant.</w:t>
+        <w:t xml:space="preserve">The book’s own table gives Lowers U.S. net income as the category of L2 Write-down reversal.</w:t>
       </w:r>
     </w:p>
     <w:p>
@@ -1407,6 +1212,29 @@
           <w:sz w:val="16"/>
           <w:szCs w:val="16"/>
         </w:rPr>
+        <w:t xml:space="preserve">The book’s own table gives No effect on net income as the category of L3 Land revaluation.</w:t>
+      </w:r>
+    </w:p>
+    <w:p>
+      <w:pPr>
+        <w:spacing w:after="18"/>
+        <w:ind w:left="300" w:hanging="300"/>
+      </w:pPr>
+      <w:r>
+        <w:rPr>
+          <w:b/>
+          <w:bCs/>
+          <w:color w:val="8186EF"/>
+          <w:sz w:val="16"/>
+          <w:szCs w:val="16"/>
+        </w:rPr>
+        <w:t xml:space="preserve">17  </w:t>
+      </w:r>
+      <w:r>
+        <w:rPr>
+          <w:sz w:val="16"/>
+          <w:szCs w:val="16"/>
+        </w:rPr>
         <w:t xml:space="preserve">Acquired intangibles are recognized under both. B is wrong: Neither framework recognizes internally generated brands. C is wrong: U.S. GAAP expenses development.</w:t>
       </w:r>
     </w:p>
@@ -1423,29 +1251,6 @@
           <w:sz w:val="16"/>
           <w:szCs w:val="16"/>
         </w:rPr>
-        <w:t xml:space="preserve">17  </w:t>
-      </w:r>
-      <w:r>
-        <w:rPr>
-          <w:sz w:val="16"/>
-          <w:szCs w:val="16"/>
-        </w:rPr>
-        <w:t xml:space="preserve">IAS 19 remeasurements stay in equity. A is wrong: Amortization is the U.S. GAAP approach. B is wrong: They are not recycled.</w:t>
-      </w:r>
-    </w:p>
-    <w:p>
-      <w:pPr>
-        <w:spacing w:after="18"/>
-        <w:ind w:left="300" w:hanging="300"/>
-      </w:pPr>
-      <w:r>
-        <w:rPr>
-          <w:b/>
-          <w:bCs/>
-          <w:color w:val="8186EF"/>
-          <w:sz w:val="16"/>
-          <w:szCs w:val="16"/>
-        </w:rPr>
         <w:t xml:space="preserve">18  </w:t>
       </w:r>
       <w:r>
@@ -1453,7 +1258,7 @@
           <w:sz w:val="16"/>
           <w:szCs w:val="16"/>
         </w:rPr>
-        <w:t xml:space="preserve">CMA questions use exact terms, and one word can change the answer.</w:t>
+        <w:t xml:space="preserve">The reversal is limited to the original write-down: back to cost. A is wrong: IFRS reverses write-downs. B is wrong: The full recovery up to cost is reversed.</w:t>
       </w:r>
     </w:p>
     <w:p>
@@ -1476,53 +1281,7 @@
           <w:sz w:val="16"/>
           <w:szCs w:val="16"/>
         </w:rPr>
-        <w:t xml:space="preserve">The book’s own table gives Lowers U.S. net income as the category of L1 Development costs.</w:t>
-      </w:r>
-    </w:p>
-    <w:p>
-      <w:pPr>
-        <w:spacing w:after="18"/>
-        <w:ind w:left="300" w:hanging="300"/>
-      </w:pPr>
-      <w:r>
-        <w:rPr>
-          <w:b/>
-          <w:bCs/>
-          <w:color w:val="8186EF"/>
-          <w:sz w:val="16"/>
-          <w:szCs w:val="16"/>
-        </w:rPr>
-        <w:t xml:space="preserve">20  </w:t>
-      </w:r>
-      <w:r>
-        <w:rPr>
-          <w:sz w:val="16"/>
-          <w:szCs w:val="16"/>
-        </w:rPr>
-        <w:t xml:space="preserve">The book’s own table gives Lowers U.S. net income as the category of L2 Write-down reversal.</w:t>
-      </w:r>
-    </w:p>
-    <w:p>
-      <w:pPr>
-        <w:spacing w:after="18"/>
-        <w:ind w:left="300" w:hanging="300"/>
-      </w:pPr>
-      <w:r>
-        <w:rPr>
-          <w:b/>
-          <w:bCs/>
-          <w:color w:val="8186EF"/>
-          <w:sz w:val="16"/>
-          <w:szCs w:val="16"/>
-        </w:rPr>
-        <w:t xml:space="preserve">21  </w:t>
-      </w:r>
-      <w:r>
-        <w:rPr>
-          <w:sz w:val="16"/>
-          <w:szCs w:val="16"/>
-        </w:rPr>
-        <w:t xml:space="preserve">The book’s own table gives No effect on net income as the category of L3 Land revaluation.</w:t>
+        <w:t xml:space="preserve">Every item on a Workshop sheet is settled by something printed on the same sheet.</w:t>
       </w:r>
     </w:p>
     <w:p/>
@@ -1632,66 +1391,66 @@
                 <w:sz w:val="17"/>
                 <w:szCs w:val="17"/>
               </w:rPr>
-              <w:t xml:space="preserve">intangibles · difference · development</w:t>
-            </w:r>
-          </w:p>
-        </w:tc>
-        <w:tc>
-          <w:tcPr>
-            <w:tcW w:type="pct" w:w="1667"/>
-            <w:tcMar>
-              <w:top w:type="dxa" w:w="40"/>
-              <w:left w:type="dxa" w:w="100"/>
-              <w:bottom w:type="dxa" w:w="40"/>
-              <w:right w:type="dxa" w:w="100"/>
-            </w:tcMar>
-          </w:tcPr>
-          <w:p>
-            <w:pPr>
-              <w:spacing w:before="22" w:after="22"/>
-            </w:pPr>
-            <w:r>
-              <w:rPr>
-                <w:b/>
-                <w:bCs/>
-                <w:color w:val="8186EF"/>
-                <w:sz w:val="16"/>
-                <w:szCs w:val="16"/>
-              </w:rPr>
-              <w:t xml:space="preserve">9  </w:t>
-            </w:r>
-            <w:r>
-              <w:rPr>
-                <w:sz w:val="17"/>
-                <w:szCs w:val="17"/>
-              </w:rPr>
-              <w:t xml:space="preserve">A</w:t>
-            </w:r>
-          </w:p>
-        </w:tc>
-        <w:tc>
-          <w:tcPr>
-            <w:tcW w:type="pct" w:w="1667"/>
-            <w:tcMar>
-              <w:top w:type="dxa" w:w="40"/>
-              <w:left w:type="dxa" w:w="100"/>
-              <w:bottom w:type="dxa" w:w="40"/>
-              <w:right w:type="dxa" w:w="100"/>
-            </w:tcMar>
-          </w:tcPr>
-          <w:p>
-            <w:pPr>
-              <w:spacing w:before="22" w:after="22"/>
-            </w:pPr>
-            <w:r>
-              <w:rPr>
-                <w:b/>
-                <w:bCs/>
-                <w:color w:val="8186EF"/>
-                <w:sz w:val="16"/>
-                <w:szCs w:val="16"/>
-              </w:rPr>
-              <w:t xml:space="preserve">17  </w:t>
+              <w:t xml:space="preserve">development · capitalizes · feasibility</w:t>
+            </w:r>
+          </w:p>
+        </w:tc>
+        <w:tc>
+          <w:tcPr>
+            <w:tcW w:type="pct" w:w="1667"/>
+            <w:tcMar>
+              <w:top w:type="dxa" w:w="40"/>
+              <w:left w:type="dxa" w:w="100"/>
+              <w:bottom w:type="dxa" w:w="40"/>
+              <w:right w:type="dxa" w:w="100"/>
+            </w:tcMar>
+          </w:tcPr>
+          <w:p>
+            <w:pPr>
+              <w:spacing w:before="22" w:after="22"/>
+            </w:pPr>
+            <w:r>
+              <w:rPr>
+                <w:b/>
+                <w:bCs/>
+                <w:color w:val="8186EF"/>
+                <w:sz w:val="16"/>
+                <w:szCs w:val="16"/>
+              </w:rPr>
+              <w:t xml:space="preserve">7  </w:t>
+            </w:r>
+            <w:r>
+              <w:rPr>
+                <w:sz w:val="17"/>
+                <w:szCs w:val="17"/>
+              </w:rPr>
+              <w:t xml:space="preserve">B</w:t>
+            </w:r>
+          </w:p>
+        </w:tc>
+        <w:tc>
+          <w:tcPr>
+            <w:tcW w:type="pct" w:w="1667"/>
+            <w:tcMar>
+              <w:top w:type="dxa" w:w="40"/>
+              <w:left w:type="dxa" w:w="100"/>
+              <w:bottom w:type="dxa" w:w="40"/>
+              <w:right w:type="dxa" w:w="100"/>
+            </w:tcMar>
+          </w:tcPr>
+          <w:p>
+            <w:pPr>
+              <w:spacing w:before="22" w:after="22"/>
+            </w:pPr>
+            <w:r>
+              <w:rPr>
+                <w:b/>
+                <w:bCs/>
+                <w:color w:val="8186EF"/>
+                <w:sz w:val="16"/>
+                <w:szCs w:val="16"/>
+              </w:rPr>
+              <w:t xml:space="preserve">13  </w:t>
             </w:r>
             <w:r>
               <w:rPr>
@@ -1734,7 +1493,7 @@
                 <w:sz w:val="17"/>
                 <w:szCs w:val="17"/>
               </w:rPr>
-              <w:t xml:space="preserve">capitalizes · development · feasibility</w:t>
+              <w:t xml:space="preserve">revaluation model · intangibles</w:t>
             </w:r>
           </w:p>
         </w:tc>
@@ -1761,14 +1520,14 @@
                 <w:sz w:val="16"/>
                 <w:szCs w:val="16"/>
               </w:rPr>
-              <w:t xml:space="preserve">10  </w:t>
-            </w:r>
-            <w:r>
-              <w:rPr>
-                <w:sz w:val="17"/>
-                <w:szCs w:val="17"/>
-              </w:rPr>
-              <w:t xml:space="preserve">B</w:t>
+              <w:t xml:space="preserve">8  </w:t>
+            </w:r>
+            <w:r>
+              <w:rPr>
+                <w:sz w:val="17"/>
+                <w:szCs w:val="17"/>
+              </w:rPr>
+              <w:t xml:space="preserve">D</w:t>
             </w:r>
           </w:p>
         </w:tc>
@@ -1795,7 +1554,7 @@
                 <w:sz w:val="16"/>
                 <w:szCs w:val="16"/>
               </w:rPr>
-              <w:t xml:space="preserve">18  </w:t>
+              <w:t xml:space="preserve">14  </w:t>
             </w:r>
             <w:r>
               <w:rPr>
@@ -1837,66 +1596,66 @@
                 <w:sz w:val="17"/>
                 <w:szCs w:val="17"/>
               </w:rPr>
-              <w:t xml:space="preserve">revaluation · intangibles · frameworks</w:t>
-            </w:r>
-          </w:p>
-        </w:tc>
-        <w:tc>
-          <w:tcPr>
-            <w:tcW w:type="pct" w:w="1667"/>
-            <w:tcMar>
-              <w:top w:type="dxa" w:w="40"/>
-              <w:left w:type="dxa" w:w="100"/>
-              <w:bottom w:type="dxa" w:w="40"/>
-              <w:right w:type="dxa" w:w="100"/>
-            </w:tcMar>
-          </w:tcPr>
-          <w:p>
-            <w:pPr>
-              <w:spacing w:before="22" w:after="22"/>
-            </w:pPr>
-            <w:r>
-              <w:rPr>
-                <w:b/>
-                <w:bCs/>
-                <w:color w:val="8186EF"/>
-                <w:sz w:val="16"/>
-                <w:szCs w:val="16"/>
-              </w:rPr>
-              <w:t xml:space="preserve">11  </w:t>
-            </w:r>
-            <w:r>
-              <w:rPr>
-                <w:sz w:val="17"/>
-                <w:szCs w:val="17"/>
-              </w:rPr>
-              <w:t xml:space="preserve">B</w:t>
-            </w:r>
-          </w:p>
-        </w:tc>
-        <w:tc>
-          <w:tcPr>
-            <w:tcW w:type="pct" w:w="1667"/>
-            <w:tcMar>
-              <w:top w:type="dxa" w:w="40"/>
-              <w:left w:type="dxa" w:w="100"/>
-              <w:bottom w:type="dxa" w:w="40"/>
-              <w:right w:type="dxa" w:w="100"/>
-            </w:tcMar>
-          </w:tcPr>
-          <w:p>
-            <w:pPr>
-              <w:spacing w:before="22" w:after="22"/>
-            </w:pPr>
-            <w:r>
-              <w:rPr>
-                <w:b/>
-                <w:bCs/>
-                <w:color w:val="8186EF"/>
-                <w:sz w:val="16"/>
-                <w:szCs w:val="16"/>
-              </w:rPr>
-              <w:t xml:space="preserve">19  </w:t>
+              <w:t xml:space="preserve">intangibles · internal-use · environmental</w:t>
+            </w:r>
+          </w:p>
+        </w:tc>
+        <w:tc>
+          <w:tcPr>
+            <w:tcW w:type="pct" w:w="1667"/>
+            <w:tcMar>
+              <w:top w:type="dxa" w:w="40"/>
+              <w:left w:type="dxa" w:w="100"/>
+              <w:bottom w:type="dxa" w:w="40"/>
+              <w:right w:type="dxa" w:w="100"/>
+            </w:tcMar>
+          </w:tcPr>
+          <w:p>
+            <w:pPr>
+              <w:spacing w:before="22" w:after="22"/>
+            </w:pPr>
+            <w:r>
+              <w:rPr>
+                <w:b/>
+                <w:bCs/>
+                <w:color w:val="8186EF"/>
+                <w:sz w:val="16"/>
+                <w:szCs w:val="16"/>
+              </w:rPr>
+              <w:t xml:space="preserve">9  </w:t>
+            </w:r>
+            <w:r>
+              <w:rPr>
+                <w:sz w:val="17"/>
+                <w:szCs w:val="17"/>
+              </w:rPr>
+              <w:t xml:space="preserve">A</w:t>
+            </w:r>
+          </w:p>
+        </w:tc>
+        <w:tc>
+          <w:tcPr>
+            <w:tcW w:type="pct" w:w="1667"/>
+            <w:tcMar>
+              <w:top w:type="dxa" w:w="40"/>
+              <w:left w:type="dxa" w:w="100"/>
+              <w:bottom w:type="dxa" w:w="40"/>
+              <w:right w:type="dxa" w:w="100"/>
+            </w:tcMar>
+          </w:tcPr>
+          <w:p>
+            <w:pPr>
+              <w:spacing w:before="22" w:after="22"/>
+            </w:pPr>
+            <w:r>
+              <w:rPr>
+                <w:b/>
+                <w:bCs/>
+                <w:color w:val="8186EF"/>
+                <w:sz w:val="16"/>
+                <w:szCs w:val="16"/>
+              </w:rPr>
+              <w:t xml:space="preserve">15  </w:t>
             </w:r>
             <w:r>
               <w:rPr>
@@ -1966,14 +1725,14 @@
                 <w:sz w:val="16"/>
                 <w:szCs w:val="16"/>
               </w:rPr>
-              <w:t xml:space="preserve">12  </w:t>
-            </w:r>
-            <w:r>
-              <w:rPr>
-                <w:sz w:val="17"/>
-                <w:szCs w:val="17"/>
-              </w:rPr>
-              <w:t xml:space="preserve">C</w:t>
+              <w:t xml:space="preserve">10  </w:t>
+            </w:r>
+            <w:r>
+              <w:rPr>
+                <w:sz w:val="17"/>
+                <w:szCs w:val="17"/>
+              </w:rPr>
+              <w:t xml:space="preserve">A</w:t>
             </w:r>
           </w:p>
         </w:tc>
@@ -2000,7 +1759,7 @@
                 <w:sz w:val="16"/>
                 <w:szCs w:val="16"/>
               </w:rPr>
-              <w:t xml:space="preserve">20  </w:t>
+              <w:t xml:space="preserve">16  </w:t>
             </w:r>
             <w:r>
               <w:rPr>
@@ -2068,40 +1827,40 @@
                 <w:sz w:val="16"/>
                 <w:szCs w:val="16"/>
               </w:rPr>
-              <w:t xml:space="preserve">13  </w:t>
-            </w:r>
-            <w:r>
-              <w:rPr>
-                <w:sz w:val="17"/>
-                <w:szCs w:val="17"/>
-              </w:rPr>
-              <w:t xml:space="preserve">A</w:t>
-            </w:r>
-          </w:p>
-        </w:tc>
-        <w:tc>
-          <w:tcPr>
-            <w:tcW w:type="pct" w:w="1667"/>
-            <w:tcMar>
-              <w:top w:type="dxa" w:w="40"/>
-              <w:left w:type="dxa" w:w="100"/>
-              <w:bottom w:type="dxa" w:w="40"/>
-              <w:right w:type="dxa" w:w="100"/>
-            </w:tcMar>
-          </w:tcPr>
-          <w:p>
-            <w:pPr>
-              <w:spacing w:before="22" w:after="22"/>
-            </w:pPr>
-            <w:r>
-              <w:rPr>
-                <w:b/>
-                <w:bCs/>
-                <w:color w:val="8186EF"/>
-                <w:sz w:val="16"/>
-                <w:szCs w:val="16"/>
-              </w:rPr>
-              <w:t xml:space="preserve">21  </w:t>
+              <w:t xml:space="preserve">11  </w:t>
+            </w:r>
+            <w:r>
+              <w:rPr>
+                <w:sz w:val="17"/>
+                <w:szCs w:val="17"/>
+              </w:rPr>
+              <w:t xml:space="preserve">T</w:t>
+            </w:r>
+          </w:p>
+        </w:tc>
+        <w:tc>
+          <w:tcPr>
+            <w:tcW w:type="pct" w:w="1667"/>
+            <w:tcMar>
+              <w:top w:type="dxa" w:w="40"/>
+              <w:left w:type="dxa" w:w="100"/>
+              <w:bottom w:type="dxa" w:w="40"/>
+              <w:right w:type="dxa" w:w="100"/>
+            </w:tcMar>
+          </w:tcPr>
+          <w:p>
+            <w:pPr>
+              <w:spacing w:before="22" w:after="22"/>
+            </w:pPr>
+            <w:r>
+              <w:rPr>
+                <w:b/>
+                <w:bCs/>
+                <w:color w:val="8186EF"/>
+                <w:sz w:val="16"/>
+                <w:szCs w:val="16"/>
+              </w:rPr>
+              <w:t xml:space="preserve">17  </w:t>
             </w:r>
             <w:r>
               <w:rPr>
@@ -2171,7 +1930,7 @@
                 <w:sz w:val="16"/>
                 <w:szCs w:val="16"/>
               </w:rPr>
-              <w:t xml:space="preserve">14  </w:t>
+              <w:t xml:space="preserve">12  </w:t>
             </w:r>
             <w:r>
               <w:rPr>
@@ -2205,7 +1964,7 @@
                 <w:sz w:val="16"/>
                 <w:szCs w:val="16"/>
               </w:rPr>
-              <w:t xml:space="preserve">22  </w:t>
+              <w:t xml:space="preserve">18  </w:t>
             </w:r>
             <w:r>
               <w:rPr>
@@ -2213,191 +1972,6 @@
                 <w:szCs w:val="17"/>
               </w:rPr>
               <w:t xml:space="preserve">The largest intangibles difference is development costs. U.S. GAAP expenses research and development as incurred, with narrow exceptions for software. IAS 38 expenses research but capitalizes development once six criteria are met, such as technical feasibility, intention and ability to complete, and a way to generate future benefits.</w:t>
-            </w:r>
-          </w:p>
-        </w:tc>
-      </w:tr>
-      <w:tr>
-        <w:tc>
-          <w:tcPr>
-            <w:tcW w:type="pct" w:w="1667"/>
-            <w:tcMar>
-              <w:top w:type="dxa" w:w="40"/>
-              <w:left w:type="dxa" w:w="100"/>
-              <w:bottom w:type="dxa" w:w="40"/>
-              <w:right w:type="dxa" w:w="100"/>
-            </w:tcMar>
-          </w:tcPr>
-          <w:p>
-            <w:pPr>
-              <w:spacing w:before="22" w:after="22"/>
-            </w:pPr>
-            <w:r>
-              <w:rPr>
-                <w:b/>
-                <w:bCs/>
-                <w:color w:val="8186EF"/>
-                <w:sz w:val="16"/>
-                <w:szCs w:val="16"/>
-              </w:rPr>
-              <w:t xml:space="preserve">7  </w:t>
-            </w:r>
-            <w:r>
-              <w:rPr>
-                <w:sz w:val="17"/>
-                <w:szCs w:val="17"/>
-              </w:rPr>
-              <w:t xml:space="preserve">A</w:t>
-            </w:r>
-          </w:p>
-        </w:tc>
-        <w:tc>
-          <w:tcPr>
-            <w:tcW w:type="pct" w:w="1667"/>
-            <w:tcMar>
-              <w:top w:type="dxa" w:w="40"/>
-              <w:left w:type="dxa" w:w="100"/>
-              <w:bottom w:type="dxa" w:w="40"/>
-              <w:right w:type="dxa" w:w="100"/>
-            </w:tcMar>
-          </w:tcPr>
-          <w:p>
-            <w:pPr>
-              <w:spacing w:before="22" w:after="22"/>
-            </w:pPr>
-            <w:r>
-              <w:rPr>
-                <w:b/>
-                <w:bCs/>
-                <w:color w:val="8186EF"/>
-                <w:sz w:val="16"/>
-                <w:szCs w:val="16"/>
-              </w:rPr>
-              <w:t xml:space="preserve">15  </w:t>
-            </w:r>
-            <w:r>
-              <w:rPr>
-                <w:sz w:val="17"/>
-                <w:szCs w:val="17"/>
-              </w:rPr>
-              <w:t xml:space="preserve">B</w:t>
-            </w:r>
-          </w:p>
-        </w:tc>
-        <w:tc>
-          <w:tcPr>
-            <w:tcW w:type="pct" w:w="1667"/>
-            <w:tcMar>
-              <w:top w:type="dxa" w:w="40"/>
-              <w:left w:type="dxa" w:w="100"/>
-              <w:bottom w:type="dxa" w:w="40"/>
-              <w:right w:type="dxa" w:w="100"/>
-            </w:tcMar>
-          </w:tcPr>
-          <w:p>
-            <w:pPr>
-              <w:spacing w:before="24" w:after="24"/>
-            </w:pPr>
-            <w:r>
-              <w:rPr>
-                <w:sz w:val="16"/>
-                <w:szCs w:val="16"/>
-              </w:rPr>
-              <w:t xml:space="preserve"/>
-            </w:r>
-          </w:p>
-        </w:tc>
-      </w:tr>
-      <w:tr>
-        <w:tc>
-          <w:tcPr>
-            <w:tcW w:type="pct" w:w="1667"/>
-            <w:shd w:fill="FBFAF6" w:val="clear"/>
-            <w:tcMar>
-              <w:top w:type="dxa" w:w="40"/>
-              <w:left w:type="dxa" w:w="100"/>
-              <w:bottom w:type="dxa" w:w="40"/>
-              <w:right w:type="dxa" w:w="100"/>
-            </w:tcMar>
-          </w:tcPr>
-          <w:p>
-            <w:pPr>
-              <w:spacing w:before="22" w:after="22"/>
-            </w:pPr>
-            <w:r>
-              <w:rPr>
-                <w:b/>
-                <w:bCs/>
-                <w:color w:val="8186EF"/>
-                <w:sz w:val="16"/>
-                <w:szCs w:val="16"/>
-              </w:rPr>
-              <w:t xml:space="preserve">8  </w:t>
-            </w:r>
-            <w:r>
-              <w:rPr>
-                <w:sz w:val="17"/>
-                <w:szCs w:val="17"/>
-              </w:rPr>
-              <w:t xml:space="preserve">F</w:t>
-            </w:r>
-          </w:p>
-        </w:tc>
-        <w:tc>
-          <w:tcPr>
-            <w:tcW w:type="pct" w:w="1667"/>
-            <w:shd w:fill="FBFAF6" w:val="clear"/>
-            <w:tcMar>
-              <w:top w:type="dxa" w:w="40"/>
-              <w:left w:type="dxa" w:w="100"/>
-              <w:bottom w:type="dxa" w:w="40"/>
-              <w:right w:type="dxa" w:w="100"/>
-            </w:tcMar>
-          </w:tcPr>
-          <w:p>
-            <w:pPr>
-              <w:spacing w:before="22" w:after="22"/>
-            </w:pPr>
-            <w:r>
-              <w:rPr>
-                <w:b/>
-                <w:bCs/>
-                <w:color w:val="8186EF"/>
-                <w:sz w:val="16"/>
-                <w:szCs w:val="16"/>
-              </w:rPr>
-              <w:t xml:space="preserve">16  </w:t>
-            </w:r>
-            <w:r>
-              <w:rPr>
-                <w:sz w:val="17"/>
-                <w:szCs w:val="17"/>
-              </w:rPr>
-              <w:t xml:space="preserve">A</w:t>
-            </w:r>
-          </w:p>
-        </w:tc>
-        <w:tc>
-          <w:tcPr>
-            <w:tcW w:type="pct" w:w="1667"/>
-            <w:shd w:fill="FBFAF6" w:val="clear"/>
-            <w:tcMar>
-              <w:top w:type="dxa" w:w="40"/>
-              <w:left w:type="dxa" w:w="100"/>
-              <w:bottom w:type="dxa" w:w="40"/>
-              <w:right w:type="dxa" w:w="100"/>
-            </w:tcMar>
-          </w:tcPr>
-          <w:p>
-            <w:pPr>
-              <w:spacing w:before="24" w:after="24"/>
-            </w:pPr>
-            <w:r>
-              <w:rPr>
-                <w:sz w:val="16"/>
-                <w:szCs w:val="16"/>
-              </w:rPr>
-              <w:t xml:space="preserve"/>
             </w:r>
           </w:p>
         </w:tc>
@@ -2439,7 +2013,7 @@
           <w:sz w:val="16"/>
           <w:szCs w:val="16"/>
         </w:rPr>
-        <w:t xml:space="preserve">The book writes: “The largest intangibles difference is development costs. GAAP expenses research and development as incurred, with narrow exceptions for software.”</w:t>
+        <w:t xml:space="preserve">The book writes: “U.S. GAAP expenses research and development as incurred, with narrow exceptions for software. IAS 38 expenses research but capitalizes development once six criteria are met, such as technical feasibility, intention and ability to complete, and a way to generate future benefits.”</w:t>
       </w:r>
     </w:p>
     <w:p>
@@ -2462,7 +2036,7 @@
           <w:sz w:val="16"/>
           <w:szCs w:val="16"/>
         </w:rPr>
-        <w:t xml:space="preserve">The book writes: “IAS 38 expenses research but capitalizes development once six criteria are met, such as technical feasibility, intention and ability to complete, and a way to generate future benefits. GAAP the whole amount is an expense; under IFRS it is an intangible asset, amortized once the product is ready.”</w:t>
+        <w:t xml:space="preserve">The book writes: “Under U.S. GAAP the whole amount is an expense; under IFRS it is an intangible asset, amortized once the product is ready. IAS 38 also allows the revaluation model for intangibles, but only where an active market exists, which is rare.”</w:t>
       </w:r>
     </w:p>
     <w:p>
@@ -2485,7 +2059,7 @@
           <w:sz w:val="16"/>
           <w:szCs w:val="16"/>
         </w:rPr>
-        <w:t xml:space="preserve">The book writes: “IAS 38 also allows the revaluation model for intangibles, but only where an active market exists, which is rare. Both frameworks refuse to recognize internally generated brands. Private companies may amortize goodwill, but an SEC registrant such as Orontes may not.”</w:t>
+        <w:t xml:space="preserve">The book writes: “U.S. GAAP never revalues intangibles upward. Both frameworks refuse to recognize internally generated brands. ASU 2025-06 simplifies when internal-use software costs are capitalized, and ASU 2026-02 creates new rules for environmental credits.”</w:t>
       </w:r>
     </w:p>
     <w:p>
@@ -2554,7 +2128,7 @@
           <w:sz w:val="16"/>
           <w:szCs w:val="16"/>
         </w:rPr>
-        <w:t xml:space="preserve">The book’s own table pairs Revaluation of intangibles with “Not allowed”.</w:t>
+        <w:t xml:space="preserve">LCM still applies to LIFO and the retail method. B is wrong: LCNRV applies to FIFO and average cost. C is wrong: Inventory is not at fair value.</w:t>
       </w:r>
     </w:p>
     <w:p>
@@ -2577,7 +2151,7 @@
           <w:sz w:val="16"/>
           <w:szCs w:val="16"/>
         </w:rPr>
-        <w:t xml:space="preserve">The book’s own table pairs Internally generated brands and customer lists with “Not recognized”.</w:t>
+        <w:t xml:space="preserve">Only the timing differs. A is wrong: Totals are equal. C is wrong: Totals are equal.</w:t>
       </w:r>
     </w:p>
     <w:p>
@@ -2600,7 +2174,7 @@
           <w:sz w:val="16"/>
           <w:szCs w:val="16"/>
         </w:rPr>
-        <w:t xml:space="preserve">The book pairs Software developed for sale or internal use with “Development rules of IAS 38”, not with “Not amortized; tested for impairment”.</w:t>
+        <w:t xml:space="preserve">IAS 40 offers a fair value or cost model; U.S. GAAP has no such category. A is wrong: IFRS also allows fair value. B is wrong: Investment property fair value changes go to profit.</w:t>
       </w:r>
     </w:p>
     <w:p>
@@ -2623,7 +2197,7 @@
           <w:sz w:val="16"/>
           <w:szCs w:val="16"/>
         </w:rPr>
-        <w:t xml:space="preserve">LCM still applies to LIFO and the retail method. B is wrong: LCNRV applies to FIFO and average cost. C is wrong: Inventory is not at fair value.</w:t>
+        <w:t xml:space="preserve">Step 1 is the recoverability test. B is wrong: Value in use is an IFRS measure. C is wrong: Recoverable amount is an IFRS measure.</w:t>
       </w:r>
     </w:p>
     <w:p>
@@ -2646,7 +2220,7 @@
           <w:sz w:val="16"/>
           <w:szCs w:val="16"/>
         </w:rPr>
-        <w:t xml:space="preserve">IFRS 16 remeasures for index changes; ASC 842 does not. A is wrong: This is the U.S. GAAP treatment. C is wrong: Classification is not affected.</w:t>
+        <w:t xml:space="preserve">Every cycle settles one rule and shows where it comes from.</w:t>
       </w:r>
     </w:p>
     <w:p>
@@ -2669,7 +2243,7 @@
           <w:sz w:val="16"/>
           <w:szCs w:val="16"/>
         </w:rPr>
-        <w:t xml:space="preserve">Only the timing differs. A is wrong: Totals are equal. C is wrong: Totals are equal.</w:t>
+        <w:t xml:space="preserve">CMA questions use exact terms, and one word can change the answer.</w:t>
       </w:r>
     </w:p>
     <w:p>
@@ -2692,7 +2266,7 @@
           <w:sz w:val="16"/>
           <w:szCs w:val="16"/>
         </w:rPr>
-        <w:t xml:space="preserve">IAS 23 deducts investment income on specific borrowings. A is wrong: This is closer to the U.S. GAAP approach. B is wrong: Borrowing costs on qualifying assets are capitalized.</w:t>
+        <w:t xml:space="preserve">The term tables in each section are the book’s own.</w:t>
       </w:r>
     </w:p>
     <w:p>
@@ -2715,7 +2289,7 @@
           <w:sz w:val="16"/>
           <w:szCs w:val="16"/>
         </w:rPr>
-        <w:t xml:space="preserve">LCM still applies to LIFO and the retail method. B is wrong: LCNRV applies to FIFO and average cost. C is wrong: Inventory is not at fair value.</w:t>
+        <w:t xml:space="preserve">Recoverable amount is the higher amount, $460,000. A is wrong: IFRS has no undiscounted screen. C is wrong: This uses an average.</w:t>
       </w:r>
     </w:p>
     <w:p>
@@ -2738,7 +2312,7 @@
           <w:sz w:val="16"/>
           <w:szCs w:val="16"/>
         </w:rPr>
-        <w:t xml:space="preserve">CMA questions use exact terms, and one word can change the answer.</w:t>
+        <w:t xml:space="preserve">IAS 36 prohibits reversal of goodwill impairment. A is wrong: Goodwill impairments are never reversed. B is wrong: No reversal is allowed for goodwill.</w:t>
       </w:r>
     </w:p>
     <w:p>
@@ -2761,7 +2335,7 @@
           <w:sz w:val="16"/>
           <w:szCs w:val="16"/>
         </w:rPr>
-        <w:t xml:space="preserve">The book’s own table gives IFRS only as the answer of Development costs capitalized when criteria are met.</w:t>
+        <w:t xml:space="preserve">This is the main intangibles difference. B is wrong: The treatments are reversed. C is wrong: Research is expensed under both.</w:t>
       </w:r>
     </w:p>
     <w:p>
@@ -2778,98 +2352,6 @@
           <w:szCs w:val="16"/>
         </w:rPr>
         <w:t xml:space="preserve">16  </w:t>
-      </w:r>
-      <w:r>
-        <w:rPr>
-          <w:sz w:val="16"/>
-          <w:szCs w:val="16"/>
-        </w:rPr>
-        <w:t xml:space="preserve">The book’s own table gives U.S. GAAP only as the answer of Impairment tested first with undiscounted cash flows.</w:t>
-      </w:r>
-    </w:p>
-    <w:p>
-      <w:pPr>
-        <w:spacing w:after="18"/>
-        <w:ind w:left="300" w:hanging="300"/>
-      </w:pPr>
-      <w:r>
-        <w:rPr>
-          <w:b/>
-          <w:bCs/>
-          <w:color w:val="8186EF"/>
-          <w:sz w:val="16"/>
-          <w:szCs w:val="16"/>
-        </w:rPr>
-        <w:t xml:space="preserve">17  </w:t>
-      </w:r>
-      <w:r>
-        <w:rPr>
-          <w:sz w:val="16"/>
-          <w:szCs w:val="16"/>
-        </w:rPr>
-        <w:t xml:space="preserve">The book’s own table gives Both as the answer of A short-term lease exemption exists.</w:t>
-      </w:r>
-    </w:p>
-    <w:p>
-      <w:pPr>
-        <w:spacing w:after="18"/>
-        <w:ind w:left="300" w:hanging="300"/>
-      </w:pPr>
-      <w:r>
-        <w:rPr>
-          <w:b/>
-          <w:bCs/>
-          <w:color w:val="8186EF"/>
-          <w:sz w:val="16"/>
-          <w:szCs w:val="16"/>
-        </w:rPr>
-        <w:t xml:space="preserve">18  </w:t>
-      </w:r>
-      <w:r>
-        <w:rPr>
-          <w:sz w:val="16"/>
-          <w:szCs w:val="16"/>
-        </w:rPr>
-        <w:t xml:space="preserve">IAS 40 offers a fair value or cost model; U.S. GAAP has no such category. A is wrong: IFRS also allows fair value. B is wrong: Investment property fair value changes go to profit.</w:t>
-      </w:r>
-    </w:p>
-    <w:p>
-      <w:pPr>
-        <w:spacing w:after="18"/>
-        <w:ind w:left="300" w:hanging="300"/>
-      </w:pPr>
-      <w:r>
-        <w:rPr>
-          <w:b/>
-          <w:bCs/>
-          <w:color w:val="8186EF"/>
-          <w:sz w:val="16"/>
-          <w:szCs w:val="16"/>
-        </w:rPr>
-        <w:t xml:space="preserve">19  </w:t>
-      </w:r>
-      <w:r>
-        <w:rPr>
-          <w:sz w:val="16"/>
-          <w:szCs w:val="16"/>
-        </w:rPr>
-        <w:t xml:space="preserve">Step 1 is the recoverability test. B is wrong: Value in use is an IFRS measure. C is wrong: Recoverable amount is an IFRS measure.</w:t>
-      </w:r>
-    </w:p>
-    <w:p>
-      <w:pPr>
-        <w:spacing w:after="18"/>
-        <w:ind w:left="300" w:hanging="300"/>
-      </w:pPr>
-      <w:r>
-        <w:rPr>
-          <w:b/>
-          <w:bCs/>
-          <w:color w:val="8186EF"/>
-          <w:sz w:val="16"/>
-          <w:szCs w:val="16"/>
-        </w:rPr>
-        <w:t xml:space="preserve">20  </w:t>
       </w:r>
       <w:r>
         <w:rPr>
@@ -3012,47 +2494,47 @@
                 <w:sz w:val="16"/>
                 <w:szCs w:val="16"/>
               </w:rPr>
-              <w:t xml:space="preserve">8  </w:t>
-            </w:r>
-            <w:r>
-              <w:rPr>
-                <w:sz w:val="17"/>
-                <w:szCs w:val="17"/>
-              </w:rPr>
-              <w:t xml:space="preserve">C</w:t>
-            </w:r>
-          </w:p>
-        </w:tc>
-        <w:tc>
-          <w:tcPr>
-            <w:tcW w:type="pct" w:w="1667"/>
-            <w:tcMar>
-              <w:top w:type="dxa" w:w="40"/>
-              <w:left w:type="dxa" w:w="100"/>
-              <w:bottom w:type="dxa" w:w="40"/>
-              <w:right w:type="dxa" w:w="100"/>
-            </w:tcMar>
-          </w:tcPr>
-          <w:p>
-            <w:pPr>
-              <w:spacing w:before="22" w:after="22"/>
-            </w:pPr>
-            <w:r>
-              <w:rPr>
-                <w:b/>
-                <w:bCs/>
-                <w:color w:val="8186EF"/>
-                <w:sz w:val="16"/>
-                <w:szCs w:val="16"/>
-              </w:rPr>
-              <w:t xml:space="preserve">15  </w:t>
-            </w:r>
-            <w:r>
-              <w:rPr>
-                <w:sz w:val="17"/>
-                <w:szCs w:val="17"/>
-              </w:rPr>
-              <w:t xml:space="preserve">T</w:t>
+              <w:t xml:space="preserve">6  </w:t>
+            </w:r>
+            <w:r>
+              <w:rPr>
+                <w:sz w:val="17"/>
+                <w:szCs w:val="17"/>
+              </w:rPr>
+              <w:t xml:space="preserve">B</w:t>
+            </w:r>
+          </w:p>
+        </w:tc>
+        <w:tc>
+          <w:tcPr>
+            <w:tcW w:type="pct" w:w="1667"/>
+            <w:tcMar>
+              <w:top w:type="dxa" w:w="40"/>
+              <w:left w:type="dxa" w:w="100"/>
+              <w:bottom w:type="dxa" w:w="40"/>
+              <w:right w:type="dxa" w:w="100"/>
+            </w:tcMar>
+          </w:tcPr>
+          <w:p>
+            <w:pPr>
+              <w:spacing w:before="22" w:after="22"/>
+            </w:pPr>
+            <w:r>
+              <w:rPr>
+                <w:b/>
+                <w:bCs/>
+                <w:color w:val="8186EF"/>
+                <w:sz w:val="16"/>
+                <w:szCs w:val="16"/>
+              </w:rPr>
+              <w:t xml:space="preserve">11  </w:t>
+            </w:r>
+            <w:r>
+              <w:rPr>
+                <w:sz w:val="17"/>
+                <w:szCs w:val="17"/>
+              </w:rPr>
+              <w:t xml:space="preserve">A</w:t>
             </w:r>
           </w:p>
         </w:tc>
@@ -3115,14 +2597,14 @@
                 <w:sz w:val="16"/>
                 <w:szCs w:val="16"/>
               </w:rPr>
-              <w:t xml:space="preserve">9  </w:t>
-            </w:r>
-            <w:r>
-              <w:rPr>
-                <w:sz w:val="17"/>
-                <w:szCs w:val="17"/>
-              </w:rPr>
-              <w:t xml:space="preserve">B</w:t>
+              <w:t xml:space="preserve">7  </w:t>
+            </w:r>
+            <w:r>
+              <w:rPr>
+                <w:sz w:val="17"/>
+                <w:szCs w:val="17"/>
+              </w:rPr>
+              <w:t xml:space="preserve">A</w:t>
             </w:r>
           </w:p>
         </w:tc>
@@ -3149,14 +2631,14 @@
                 <w:sz w:val="16"/>
                 <w:szCs w:val="16"/>
               </w:rPr>
-              <w:t xml:space="preserve">16  </w:t>
-            </w:r>
-            <w:r>
-              <w:rPr>
-                <w:sz w:val="17"/>
-                <w:szCs w:val="17"/>
-              </w:rPr>
-              <w:t xml:space="preserve">T</w:t>
+              <w:t xml:space="preserve">12  </w:t>
+            </w:r>
+            <w:r>
+              <w:rPr>
+                <w:sz w:val="17"/>
+                <w:szCs w:val="17"/>
+              </w:rPr>
+              <w:t xml:space="preserve">A</w:t>
             </w:r>
           </w:p>
         </w:tc>
@@ -3191,66 +2673,33 @@
                 <w:sz w:val="17"/>
                 <w:szCs w:val="17"/>
               </w:rPr>
-              <w:t xml:space="preserve">write-down · Inventory</w:t>
-            </w:r>
-          </w:p>
-        </w:tc>
-        <w:tc>
-          <w:tcPr>
-            <w:tcW w:type="pct" w:w="1667"/>
-            <w:tcMar>
-              <w:top w:type="dxa" w:w="40"/>
-              <w:left w:type="dxa" w:w="100"/>
-              <w:bottom w:type="dxa" w:w="40"/>
-              <w:right w:type="dxa" w:w="100"/>
-            </w:tcMar>
-          </w:tcPr>
-          <w:p>
-            <w:pPr>
-              <w:spacing w:before="22" w:after="22"/>
-            </w:pPr>
-            <w:r>
-              <w:rPr>
-                <w:b/>
-                <w:bCs/>
-                <w:color w:val="8186EF"/>
-                <w:sz w:val="16"/>
-                <w:szCs w:val="16"/>
-              </w:rPr>
-              <w:t xml:space="preserve">10  </w:t>
-            </w:r>
-            <w:r>
-              <w:rPr>
-                <w:sz w:val="17"/>
-                <w:szCs w:val="17"/>
-              </w:rPr>
-              <w:t xml:space="preserve">D</w:t>
-            </w:r>
-          </w:p>
-        </w:tc>
-        <w:tc>
-          <w:tcPr>
-            <w:tcW w:type="pct" w:w="1667"/>
-            <w:tcMar>
-              <w:top w:type="dxa" w:w="40"/>
-              <w:left w:type="dxa" w:w="100"/>
-              <w:bottom w:type="dxa" w:w="40"/>
-              <w:right w:type="dxa" w:w="100"/>
-            </w:tcMar>
-          </w:tcPr>
-          <w:p>
-            <w:pPr>
-              <w:spacing w:before="22" w:after="22"/>
-            </w:pPr>
-            <w:r>
-              <w:rPr>
-                <w:b/>
-                <w:bCs/>
-                <w:color w:val="8186EF"/>
-                <w:sz w:val="16"/>
-                <w:szCs w:val="16"/>
-              </w:rPr>
-              <w:t xml:space="preserve">17  </w:t>
+              <w:t xml:space="preserve">write-down · inventory · depreciation</w:t>
+            </w:r>
+          </w:p>
+        </w:tc>
+        <w:tc>
+          <w:tcPr>
+            <w:tcW w:type="pct" w:w="1667"/>
+            <w:tcMar>
+              <w:top w:type="dxa" w:w="40"/>
+              <w:left w:type="dxa" w:w="100"/>
+              <w:bottom w:type="dxa" w:w="40"/>
+              <w:right w:type="dxa" w:w="100"/>
+            </w:tcMar>
+          </w:tcPr>
+          <w:p>
+            <w:pPr>
+              <w:spacing w:before="22" w:after="22"/>
+            </w:pPr>
+            <w:r>
+              <w:rPr>
+                <w:b/>
+                <w:bCs/>
+                <w:color w:val="8186EF"/>
+                <w:sz w:val="16"/>
+                <w:szCs w:val="16"/>
+              </w:rPr>
+              <w:t xml:space="preserve">8  </w:t>
             </w:r>
             <w:r>
               <w:rPr>
@@ -3258,6 +2707,39 @@
                 <w:szCs w:val="17"/>
               </w:rPr>
               <w:t xml:space="preserve">A</w:t>
+            </w:r>
+          </w:p>
+        </w:tc>
+        <w:tc>
+          <w:tcPr>
+            <w:tcW w:type="pct" w:w="1667"/>
+            <w:tcMar>
+              <w:top w:type="dxa" w:w="40"/>
+              <w:left w:type="dxa" w:w="100"/>
+              <w:bottom w:type="dxa" w:w="40"/>
+              <w:right w:type="dxa" w:w="100"/>
+            </w:tcMar>
+          </w:tcPr>
+          <w:p>
+            <w:pPr>
+              <w:spacing w:before="22" w:after="22"/>
+            </w:pPr>
+            <w:r>
+              <w:rPr>
+                <w:b/>
+                <w:bCs/>
+                <w:color w:val="8186EF"/>
+                <w:sz w:val="16"/>
+                <w:szCs w:val="16"/>
+              </w:rPr>
+              <w:t xml:space="preserve">13  </w:t>
+            </w:r>
+            <w:r>
+              <w:rPr>
+                <w:sz w:val="17"/>
+                <w:szCs w:val="17"/>
+              </w:rPr>
+              <w:t xml:space="preserve">Compare with the model earlier in this handout.</w:t>
             </w:r>
           </w:p>
         </w:tc>
@@ -3320,14 +2802,14 @@
                 <w:sz w:val="16"/>
                 <w:szCs w:val="16"/>
               </w:rPr>
-              <w:t xml:space="preserve">11  </w:t>
-            </w:r>
-            <w:r>
-              <w:rPr>
-                <w:sz w:val="17"/>
-                <w:szCs w:val="17"/>
-              </w:rPr>
-              <w:t xml:space="preserve">B</w:t>
+              <w:t xml:space="preserve">9  </w:t>
+            </w:r>
+            <w:r>
+              <w:rPr>
+                <w:sz w:val="17"/>
+                <w:szCs w:val="17"/>
+              </w:rPr>
+              <w:t xml:space="preserve">T</w:t>
             </w:r>
           </w:p>
         </w:tc>
@@ -3354,14 +2836,14 @@
                 <w:sz w:val="16"/>
                 <w:szCs w:val="16"/>
               </w:rPr>
-              <w:t xml:space="preserve">18  </w:t>
-            </w:r>
-            <w:r>
-              <w:rPr>
-                <w:sz w:val="17"/>
-                <w:szCs w:val="17"/>
-              </w:rPr>
-              <w:t xml:space="preserve">Compare with the model earlier in this handout.</w:t>
+              <w:t xml:space="preserve">14  </w:t>
+            </w:r>
+            <w:r>
+              <w:rPr>
+                <w:sz w:val="17"/>
+                <w:szCs w:val="17"/>
+              </w:rPr>
+              <w:t xml:space="preserve">IFRS does not allow LIFO. U.S. GAAP allows it, and companies that use LIFO for tax must also use it in their financial statements. Chapter 7 showed how LIFO changes cost of goods sold when prices rise.</w:t>
             </w:r>
           </w:p>
         </w:tc>
@@ -3422,202 +2904,7 @@
                 <w:sz w:val="16"/>
                 <w:szCs w:val="16"/>
               </w:rPr>
-              <w:t xml:space="preserve">12  </w:t>
-            </w:r>
-            <w:r>
-              <w:rPr>
-                <w:sz w:val="17"/>
-                <w:szCs w:val="17"/>
-              </w:rPr>
-              <w:t xml:space="preserve">A</w:t>
-            </w:r>
-          </w:p>
-        </w:tc>
-        <w:tc>
-          <w:tcPr>
-            <w:tcW w:type="pct" w:w="1667"/>
-            <w:tcMar>
-              <w:top w:type="dxa" w:w="40"/>
-              <w:left w:type="dxa" w:w="100"/>
-              <w:bottom w:type="dxa" w:w="40"/>
-              <w:right w:type="dxa" w:w="100"/>
-            </w:tcMar>
-          </w:tcPr>
-          <w:p>
-            <w:pPr>
-              <w:spacing w:before="22" w:after="22"/>
-            </w:pPr>
-            <w:r>
-              <w:rPr>
-                <w:b/>
-                <w:bCs/>
-                <w:color w:val="8186EF"/>
-                <w:sz w:val="16"/>
-                <w:szCs w:val="16"/>
-              </w:rPr>
-              <w:t xml:space="preserve">19  </w:t>
-            </w:r>
-            <w:r>
-              <w:rPr>
-                <w:sz w:val="17"/>
-                <w:szCs w:val="17"/>
-              </w:rPr>
-              <w:t xml:space="preserve">IFRS does not allow LIFO. U.S. GAAP allows it, and companies that use LIFO for tax must also use it in their financial statements. Chapter 7 showed how LIFO changes cost of goods sold when prices rise.</w:t>
-            </w:r>
-          </w:p>
-        </w:tc>
-      </w:tr>
-      <w:tr>
-        <w:tc>
-          <w:tcPr>
-            <w:tcW w:type="pct" w:w="1667"/>
-            <w:shd w:fill="FBFAF6" w:val="clear"/>
-            <w:tcMar>
-              <w:top w:type="dxa" w:w="40"/>
-              <w:left w:type="dxa" w:w="100"/>
-              <w:bottom w:type="dxa" w:w="40"/>
-              <w:right w:type="dxa" w:w="100"/>
-            </w:tcMar>
-          </w:tcPr>
-          <w:p>
-            <w:pPr>
-              <w:spacing w:before="22" w:after="22"/>
-            </w:pPr>
-            <w:r>
-              <w:rPr>
-                <w:b/>
-                <w:bCs/>
-                <w:color w:val="8186EF"/>
-                <w:sz w:val="16"/>
-                <w:szCs w:val="16"/>
-              </w:rPr>
-              <w:t xml:space="preserve">6  </w:t>
-            </w:r>
-            <w:r>
-              <w:rPr>
-                <w:sz w:val="17"/>
-                <w:szCs w:val="17"/>
-              </w:rPr>
-              <w:t xml:space="preserve">A</w:t>
-            </w:r>
-          </w:p>
-        </w:tc>
-        <w:tc>
-          <w:tcPr>
-            <w:tcW w:type="pct" w:w="1667"/>
-            <w:shd w:fill="FBFAF6" w:val="clear"/>
-            <w:tcMar>
-              <w:top w:type="dxa" w:w="40"/>
-              <w:left w:type="dxa" w:w="100"/>
-              <w:bottom w:type="dxa" w:w="40"/>
-              <w:right w:type="dxa" w:w="100"/>
-            </w:tcMar>
-          </w:tcPr>
-          <w:p>
-            <w:pPr>
-              <w:spacing w:before="22" w:after="22"/>
-            </w:pPr>
-            <w:r>
-              <w:rPr>
-                <w:b/>
-                <w:bCs/>
-                <w:color w:val="8186EF"/>
-                <w:sz w:val="16"/>
-                <w:szCs w:val="16"/>
-              </w:rPr>
-              <w:t xml:space="preserve">13  </w:t>
-            </w:r>
-            <w:r>
-              <w:rPr>
-                <w:sz w:val="17"/>
-                <w:szCs w:val="17"/>
-              </w:rPr>
-              <w:t xml:space="preserve">B</w:t>
-            </w:r>
-          </w:p>
-        </w:tc>
-        <w:tc>
-          <w:tcPr>
-            <w:tcW w:type="pct" w:w="1667"/>
-            <w:shd w:fill="FBFAF6" w:val="clear"/>
-            <w:tcMar>
-              <w:top w:type="dxa" w:w="40"/>
-              <w:left w:type="dxa" w:w="100"/>
-              <w:bottom w:type="dxa" w:w="40"/>
-              <w:right w:type="dxa" w:w="100"/>
-            </w:tcMar>
-          </w:tcPr>
-          <w:p>
-            <w:pPr>
-              <w:spacing w:before="24" w:after="24"/>
-            </w:pPr>
-            <w:r>
-              <w:rPr>
-                <w:sz w:val="16"/>
-                <w:szCs w:val="16"/>
-              </w:rPr>
-              <w:t xml:space="preserve"/>
-            </w:r>
-          </w:p>
-        </w:tc>
-      </w:tr>
-      <w:tr>
-        <w:tc>
-          <w:tcPr>
-            <w:tcW w:type="pct" w:w="1667"/>
-            <w:tcMar>
-              <w:top w:type="dxa" w:w="40"/>
-              <w:left w:type="dxa" w:w="100"/>
-              <w:bottom w:type="dxa" w:w="40"/>
-              <w:right w:type="dxa" w:w="100"/>
-            </w:tcMar>
-          </w:tcPr>
-          <w:p>
-            <w:pPr>
-              <w:spacing w:before="22" w:after="22"/>
-            </w:pPr>
-            <w:r>
-              <w:rPr>
-                <w:b/>
-                <w:bCs/>
-                <w:color w:val="8186EF"/>
-                <w:sz w:val="16"/>
-                <w:szCs w:val="16"/>
-              </w:rPr>
-              <w:t xml:space="preserve">7  </w:t>
-            </w:r>
-            <w:r>
-              <w:rPr>
-                <w:sz w:val="17"/>
-                <w:szCs w:val="17"/>
-              </w:rPr>
-              <w:t xml:space="preserve">D</w:t>
-            </w:r>
-          </w:p>
-        </w:tc>
-        <w:tc>
-          <w:tcPr>
-            <w:tcW w:type="pct" w:w="1667"/>
-            <w:tcMar>
-              <w:top w:type="dxa" w:w="40"/>
-              <w:left w:type="dxa" w:w="100"/>
-              <w:bottom w:type="dxa" w:w="40"/>
-              <w:right w:type="dxa" w:w="100"/>
-            </w:tcMar>
-          </w:tcPr>
-          <w:p>
-            <w:pPr>
-              <w:spacing w:before="22" w:after="22"/>
-            </w:pPr>
-            <w:r>
-              <w:rPr>
-                <w:b/>
-                <w:bCs/>
-                <w:color w:val="8186EF"/>
-                <w:sz w:val="16"/>
-                <w:szCs w:val="16"/>
-              </w:rPr>
-              <w:t xml:space="preserve">14  </w:t>
+              <w:t xml:space="preserve">10  </w:t>
             </w:r>
             <w:r>
               <w:rPr>
@@ -3689,7 +2976,7 @@
           <w:sz w:val="16"/>
           <w:szCs w:val="16"/>
         </w:rPr>
-        <w:t xml:space="preserve">The book writes: “GAAP allows it, and companies that use LIFO for tax must also use it in their financial statements. Chapter 7 showed how LIFO changes cost of goods sold when prices rise. Both frameworks write inventory down when its value falls below cost.”</w:t>
+        <w:t xml:space="preserve">The book writes: “U.S. GAAP allows it, and companies that use LIFO for tax must also use it in their financial statements. Chapter 7 showed how LIFO changes cost of goods sold when prices rise. Both frameworks write inventory down when its value falls below cost.”</w:t>
       </w:r>
     </w:p>
     <w:p>
@@ -3712,7 +2999,7 @@
           <w:sz w:val="16"/>
           <w:szCs w:val="16"/>
         </w:rPr>
-        <w:t xml:space="preserve">The book writes: “IAS 2 uses the lower of cost and NRV for all inventory. GAAP uses lower of cost and NRV for FIFO and average cost, but lower of cost or market for LIFO and the retail method. The key difference comes when value recovers.”</w:t>
+        <w:t xml:space="preserve">The book writes: “IAS 2 uses the lower of cost and NRV for all inventory. U.S. GAAP uses lower of cost and NRV for FIFO and average cost, but lower of cost or market for LIFO and the retail method. The key difference comes when value recovers.”</w:t>
       </w:r>
     </w:p>
     <w:p>
@@ -3735,7 +3022,7 @@
           <w:sz w:val="16"/>
           <w:szCs w:val="16"/>
         </w:rPr>
-        <w:t xml:space="preserve">The book writes: “IFRS reverses the write-down, but never above the original cost. Inventory write-down and recovery: IFRS reverses, U.S. French stocks means inventory, not shares.”</w:t>
+        <w:t xml:space="preserve">The book writes: “IFRS reverses the write-down, but never above the original cost. French stocks means inventory, not shares. French dépréciation des stocks is a write-down, not depreciation. In U.S. terms, a write-down reduces the inventory itself; do not call it a provision or a reserve.”</w:t>
       </w:r>
     </w:p>
     <w:p>
@@ -3804,7 +3091,7 @@
           <w:sz w:val="16"/>
           <w:szCs w:val="16"/>
         </w:rPr>
-        <w:t xml:space="preserve">The book numbers “(iii) Inventories” as section 17.3.</w:t>
+        <w:t xml:space="preserve">IFRS 16 remeasures for index changes; ASC 842 does not. A is wrong: This is the U.S. GAAP treatment. C is wrong: Classification is not affected.</w:t>
       </w:r>
     </w:p>
     <w:p>
@@ -3827,7 +3114,7 @@
           <w:sz w:val="16"/>
           <w:szCs w:val="16"/>
         </w:rPr>
-        <w:t xml:space="preserve">The book numbers “(iv) Leases: the lessee” as section 17.4.</w:t>
+        <w:t xml:space="preserve">This is the main intangibles difference. B is wrong: The treatments are reversed. C is wrong: Research is expensed under both.</w:t>
       </w:r>
     </w:p>
     <w:p>
@@ -3850,7 +3137,7 @@
           <w:sz w:val="16"/>
           <w:szCs w:val="16"/>
         </w:rPr>
-        <w:t xml:space="preserve">The book numbers “(v) Long-lived assets” as section 17.5.</w:t>
+        <w:t xml:space="preserve">Every cycle settles one rule and shows where it comes from.</w:t>
       </w:r>
     </w:p>
     <w:p>
@@ -3873,7 +3160,7 @@
           <w:sz w:val="16"/>
           <w:szCs w:val="16"/>
         </w:rPr>
-        <w:t xml:space="preserve">Recoverable amount is the higher amount, $460,000. A is wrong: IFRS has no undiscounted screen. C is wrong: This uses an average.</w:t>
+        <w:t xml:space="preserve">CMA questions use exact terms, and one word can change the answer.</w:t>
       </w:r>
     </w:p>
     <w:p>
@@ -3896,7 +3183,7 @@
           <w:sz w:val="16"/>
           <w:szCs w:val="16"/>
         </w:rPr>
-        <w:t xml:space="preserve">IAS 36 prohibits reversal of goodwill impairment. A is wrong: Goodwill impairments are never reversed. B is wrong: No reversal is allowed for goodwill.</w:t>
+        <w:t xml:space="preserve">The term tables in each section are the book’s own.</w:t>
       </w:r>
     </w:p>
     <w:p>
@@ -3919,7 +3206,7 @@
           <w:sz w:val="16"/>
           <w:szCs w:val="16"/>
         </w:rPr>
-        <w:t xml:space="preserve">IAS 36 tests assets in cash-generating units. A is wrong: A reporting unit is the U.S. goodwill level. C is wrong: A disposal group is for assets held for sale.</w:t>
+        <w:t xml:space="preserve">CMA questions use exact terms, and the glossary on the page is what defines them here.</w:t>
       </w:r>
     </w:p>
     <w:p>
@@ -3936,121 +3223,6 @@
           <w:szCs w:val="16"/>
         </w:rPr>
         <w:t xml:space="preserve">12  </w:t>
-      </w:r>
-      <w:r>
-        <w:rPr>
-          <w:sz w:val="16"/>
-          <w:szCs w:val="16"/>
-        </w:rPr>
-        <w:t xml:space="preserve">This is the main intangibles difference. B is wrong: The treatments are reversed. C is wrong: Research is expensed under both.</w:t>
-      </w:r>
-    </w:p>
-    <w:p>
-      <w:pPr>
-        <w:spacing w:after="18"/>
-        <w:ind w:left="300" w:hanging="300"/>
-      </w:pPr>
-      <w:r>
-        <w:rPr>
-          <w:b/>
-          <w:bCs/>
-          <w:color w:val="8186EF"/>
-          <w:sz w:val="16"/>
-          <w:szCs w:val="16"/>
-        </w:rPr>
-        <w:t xml:space="preserve">13  </w:t>
-      </w:r>
-      <w:r>
-        <w:rPr>
-          <w:sz w:val="16"/>
-          <w:szCs w:val="16"/>
-        </w:rPr>
-        <w:t xml:space="preserve">Recoverable amount is the higher amount, $460,000. A is wrong: IFRS has no undiscounted screen. C is wrong: This uses an average.</w:t>
-      </w:r>
-    </w:p>
-    <w:p>
-      <w:pPr>
-        <w:spacing w:after="18"/>
-        <w:ind w:left="300" w:hanging="300"/>
-      </w:pPr>
-      <w:r>
-        <w:rPr>
-          <w:b/>
-          <w:bCs/>
-          <w:color w:val="8186EF"/>
-          <w:sz w:val="16"/>
-          <w:szCs w:val="16"/>
-        </w:rPr>
-        <w:t xml:space="preserve">14  </w:t>
-      </w:r>
-      <w:r>
-        <w:rPr>
-          <w:sz w:val="16"/>
-          <w:szCs w:val="16"/>
-        </w:rPr>
-        <w:t xml:space="preserve">CMA questions use exact terms, and one word can change the answer.</w:t>
-      </w:r>
-    </w:p>
-    <w:p>
-      <w:pPr>
-        <w:spacing w:after="18"/>
-        <w:ind w:left="300" w:hanging="300"/>
-      </w:pPr>
-      <w:r>
-        <w:rPr>
-          <w:b/>
-          <w:bCs/>
-          <w:color w:val="8186EF"/>
-          <w:sz w:val="16"/>
-          <w:szCs w:val="16"/>
-        </w:rPr>
-        <w:t xml:space="preserve">15  </w:t>
-      </w:r>
-      <w:r>
-        <w:rPr>
-          <w:sz w:val="16"/>
-          <w:szCs w:val="16"/>
-        </w:rPr>
-        <w:t xml:space="preserve">The term tables in each section are the book’s own.</w:t>
-      </w:r>
-    </w:p>
-    <w:p>
-      <w:pPr>
-        <w:spacing w:after="18"/>
-        <w:ind w:left="300" w:hanging="300"/>
-      </w:pPr>
-      <w:r>
-        <w:rPr>
-          <w:b/>
-          <w:bCs/>
-          <w:color w:val="8186EF"/>
-          <w:sz w:val="16"/>
-          <w:szCs w:val="16"/>
-        </w:rPr>
-        <w:t xml:space="preserve">16  </w:t>
-      </w:r>
-      <w:r>
-        <w:rPr>
-          <w:sz w:val="16"/>
-          <w:szCs w:val="16"/>
-        </w:rPr>
-        <w:t xml:space="preserve">The exam marks the term, so the English word is the answer.</w:t>
-      </w:r>
-    </w:p>
-    <w:p>
-      <w:pPr>
-        <w:spacing w:after="18"/>
-        <w:ind w:left="300" w:hanging="300"/>
-      </w:pPr>
-      <w:r>
-        <w:rPr>
-          <w:b/>
-          <w:bCs/>
-          <w:color w:val="8186EF"/>
-          <w:sz w:val="16"/>
-          <w:szCs w:val="16"/>
-        </w:rPr>
-        <w:t xml:space="preserve">17  </w:t>
       </w:r>
       <w:r>
         <w:rPr>
@@ -4167,7 +3339,7 @@
                 <w:sz w:val="17"/>
                 <w:szCs w:val="17"/>
               </w:rPr>
-              <w:t xml:space="preserve">depreciation · right-of-use · interest</w:t>
+              <w:t xml:space="preserve">depreciation · right-of-use · straight-line</w:t>
             </w:r>
           </w:p>
         </w:tc>
@@ -4233,7 +3405,7 @@
                 <w:sz w:val="17"/>
                 <w:szCs w:val="17"/>
               </w:rPr>
-              <w:t xml:space="preserve">T</w:t>
+              <w:t xml:space="preserve">B</w:t>
             </w:r>
           </w:p>
         </w:tc>
@@ -4269,7 +3441,7 @@
                 <w:sz w:val="17"/>
                 <w:szCs w:val="17"/>
               </w:rPr>
-              <w:t xml:space="preserve">depreciation · right-of-use · straight-line</w:t>
+              <w:t xml:space="preserve">exemption · remeasures · classifies</w:t>
             </w:r>
           </w:p>
         </w:tc>
@@ -4303,7 +3475,7 @@
                 <w:sz w:val="17"/>
                 <w:szCs w:val="17"/>
               </w:rPr>
-              <w:t xml:space="preserve">A</w:t>
+              <w:t xml:space="preserve">T</w:t>
             </w:r>
           </w:p>
         </w:tc>
@@ -4337,7 +3509,7 @@
                 <w:sz w:val="17"/>
                 <w:szCs w:val="17"/>
               </w:rPr>
-              <w:t xml:space="preserve">T</w:t>
+              <w:t xml:space="preserve">C</w:t>
             </w:r>
           </w:p>
         </w:tc>
@@ -4372,7 +3544,7 @@
                 <w:sz w:val="17"/>
                 <w:szCs w:val="17"/>
               </w:rPr>
-              <w:t xml:space="preserve">Orontes's · remeasures · classifies</w:t>
+              <w:t xml:space="preserve">Two: finance and operating · One straight-line lease cost: 100,000 · No exemption · Not remeasured</w:t>
             </w:r>
           </w:p>
         </w:tc>
@@ -4438,7 +3610,7 @@
                 <w:sz w:val="17"/>
                 <w:szCs w:val="17"/>
               </w:rPr>
-              <w:t xml:space="preserve">T</w:t>
+              <w:t xml:space="preserve">E</w:t>
             </w:r>
           </w:p>
         </w:tc>
@@ -4508,7 +3680,7 @@
                 <w:sz w:val="17"/>
                 <w:szCs w:val="17"/>
               </w:rPr>
-              <w:t xml:space="preserve">F</w:t>
+              <w:t xml:space="preserve">A</w:t>
             </w:r>
           </w:p>
         </w:tc>
@@ -4610,7 +3782,7 @@
                 <w:sz w:val="17"/>
                 <w:szCs w:val="17"/>
               </w:rPr>
-              <w:t xml:space="preserve">T</w:t>
+              <w:t xml:space="preserve">F</w:t>
             </w:r>
           </w:p>
         </w:tc>
@@ -4679,7 +3851,7 @@
                 <w:sz w:val="17"/>
                 <w:szCs w:val="17"/>
               </w:rPr>
-              <w:t xml:space="preserve">A</w:t>
+              <w:t xml:space="preserve">C</w:t>
             </w:r>
           </w:p>
         </w:tc>
@@ -4713,7 +3885,7 @@
                 <w:sz w:val="17"/>
                 <w:szCs w:val="17"/>
               </w:rPr>
-              <w:t xml:space="preserve">A</w:t>
+              <w:t xml:space="preserve">D</w:t>
             </w:r>
           </w:p>
         </w:tc>
@@ -4789,7 +3961,7 @@
           <w:sz w:val="16"/>
           <w:szCs w:val="16"/>
         </w:rPr>
-        <w:t xml:space="preserve">The book writes: “IFRS 16 has one lessee model: every lease is treated like a finance lease, with depreciation of the right-of-use asset plus interest.”</w:t>
+        <w:t xml:space="preserve">The book writes: “IFRS 16 has one lessee model: every lease is treated like a finance lease, with depreciation of the right-of-use asset plus interest. U.S. GAAP keeps two models, and an operating lease has one straight-line cost.”</w:t>
       </w:r>
     </w:p>
     <w:p>
@@ -4812,7 +3984,7 @@
           <w:sz w:val="16"/>
           <w:szCs w:val="16"/>
         </w:rPr>
-        <w:t xml:space="preserve">The book writes: “IFRS 16 has one lessee model: every lease is treated like a finance lease, with depreciation of the right-of-use asset plus interest. GAAP keeps two models, and an operating lease has one straight-line cost. For Orontes's warehouse from Chapter 14, U.S.”</w:t>
+        <w:t xml:space="preserve">The book writes: “Over the whole lease, total expense is the same. IFRS 16 also allows an exemption for low-value assets, remeasures the liability when an index such as CPI changes, and classifies lease principal as financing.”</w:t>
       </w:r>
     </w:p>
     <w:p>
@@ -4835,7 +4007,7 @@
           <w:sz w:val="16"/>
           <w:szCs w:val="16"/>
         </w:rPr>
-        <w:t xml:space="preserve">The book writes: “For Orontes's warehouse from Chapter 14, U.S. Over the whole lease, total expense is the same. IFRS 16 also allows an exemption for low-value assets, remeasures the liability when an index such as CPI changes, and classifies lease principal as financing.”</w:t>
+        <w:t xml:space="preserve">From the book’s own table “Topic”: The book’s own table “Topic” settles these: for Lessee models it is Two: finance and operating and for Warehouse lease, 2026 expense (Chapter 14) it is One straight-line lease cost: 100,000 and for Low-value assets it is No exemption and for Index-linked payments (CPI) it is Not remeasured.</w:t>
       </w:r>
     </w:p>
     <w:p>
@@ -4858,7 +4030,7 @@
           <w:sz w:val="16"/>
           <w:szCs w:val="16"/>
         </w:rPr>
-        <w:t xml:space="preserve">The book pairs Lessee models with “Two: finance and operating”.</w:t>
+        <w:t xml:space="preserve">The framework defines the elements, and every amount belongs to one of them.</w:t>
       </w:r>
     </w:p>
     <w:p>
@@ -4904,7 +4076,7 @@
           <w:sz w:val="16"/>
           <w:szCs w:val="16"/>
         </w:rPr>
-        <w:t xml:space="preserve">The book’s own table pairs Warehouse lease, 2026 expense (Chapter 14) with “One straight-line lease cost: 100,000”.</w:t>
+        <w:t xml:space="preserve">IAS 23 deducts investment income on specific borrowings. A is wrong: This is closer to the U.S. GAAP approach. B is wrong: Borrowing costs on qualifying assets are capitalized.</w:t>
       </w:r>
     </w:p>
     <w:p>
@@ -4927,7 +4099,7 @@
           <w:sz w:val="16"/>
           <w:szCs w:val="16"/>
         </w:rPr>
-        <w:t xml:space="preserve">The book’s own table pairs Low-value assets with “No exemption”.</w:t>
+        <w:t xml:space="preserve">Every cycle settles one rule and shows where it comes from.</w:t>
       </w:r>
     </w:p>
     <w:p>
@@ -4950,7 +4122,7 @@
           <w:sz w:val="16"/>
           <w:szCs w:val="16"/>
         </w:rPr>
-        <w:t xml:space="preserve">The book’s own table pairs Index-linked payments (CPI) with “Not remeasured”.</w:t>
+        <w:t xml:space="preserve">CMA questions use exact terms, and one word can change the answer.</w:t>
       </w:r>
     </w:p>
     <w:p>
@@ -4973,145 +4145,7 @@
           <w:sz w:val="16"/>
           <w:szCs w:val="16"/>
         </w:rPr>
-        <w:t xml:space="preserve">The book pairs Lessee models with “One: all leases like finance leases”.</w:t>
-      </w:r>
-    </w:p>
-    <w:p>
-      <w:pPr>
-        <w:spacing w:after="18"/>
-        <w:ind w:left="300" w:hanging="300"/>
-      </w:pPr>
-      <w:r>
-        <w:rPr>
-          <w:b/>
-          <w:bCs/>
-          <w:color w:val="8186EF"/>
-          <w:sz w:val="16"/>
-          <w:szCs w:val="16"/>
-        </w:rPr>
-        <w:t xml:space="preserve">10  </w:t>
-      </w:r>
-      <w:r>
-        <w:rPr>
-          <w:sz w:val="16"/>
-          <w:szCs w:val="16"/>
-        </w:rPr>
-        <w:t xml:space="preserve">The book pairs Warehouse lease, 2026 expense (Chapter 14) with “Depreciation 84,247 + interest 25,274 = 109,521”, not with “One: all leases like finance leases”.</w:t>
-      </w:r>
-    </w:p>
-    <w:p>
-      <w:pPr>
-        <w:spacing w:after="18"/>
-        <w:ind w:left="300" w:hanging="300"/>
-      </w:pPr>
-      <w:r>
-        <w:rPr>
-          <w:b/>
-          <w:bCs/>
-          <w:color w:val="8186EF"/>
-          <w:sz w:val="16"/>
-          <w:szCs w:val="16"/>
-        </w:rPr>
-        <w:t xml:space="preserve">11  </w:t>
-      </w:r>
-      <w:r>
-        <w:rPr>
-          <w:sz w:val="16"/>
-          <w:szCs w:val="16"/>
-        </w:rPr>
-        <w:t xml:space="preserve">Compare your sentence with the book’s wording in the key.</w:t>
-      </w:r>
-    </w:p>
-    <w:p>
-      <w:pPr>
-        <w:spacing w:after="18"/>
-        <w:ind w:left="300" w:hanging="300"/>
-      </w:pPr>
-      <w:r>
-        <w:rPr>
-          <w:b/>
-          <w:bCs/>
-          <w:color w:val="8186EF"/>
-          <w:sz w:val="16"/>
-          <w:szCs w:val="16"/>
-        </w:rPr>
-        <w:t xml:space="preserve">12  </w:t>
-      </w:r>
-      <w:r>
-        <w:rPr>
-          <w:sz w:val="16"/>
-          <w:szCs w:val="16"/>
-        </w:rPr>
-        <w:t xml:space="preserve">Every cycle settles one rule and shows where it comes from.</w:t>
-      </w:r>
-    </w:p>
-    <w:p>
-      <w:pPr>
-        <w:spacing w:after="18"/>
-        <w:ind w:left="300" w:hanging="300"/>
-      </w:pPr>
-      <w:r>
-        <w:rPr>
-          <w:b/>
-          <w:bCs/>
-          <w:color w:val="8186EF"/>
-          <w:sz w:val="16"/>
-          <w:szCs w:val="16"/>
-        </w:rPr>
-        <w:t xml:space="preserve">13  </w:t>
-      </w:r>
-      <w:r>
-        <w:rPr>
-          <w:sz w:val="16"/>
-          <w:szCs w:val="16"/>
-        </w:rPr>
-        <w:t xml:space="preserve">CMA questions use exact terms, and one word can change the answer.</w:t>
-      </w:r>
-    </w:p>
-    <w:p>
-      <w:pPr>
-        <w:spacing w:after="18"/>
-        <w:ind w:left="300" w:hanging="300"/>
-      </w:pPr>
-      <w:r>
-        <w:rPr>
-          <w:b/>
-          <w:bCs/>
-          <w:color w:val="8186EF"/>
-          <w:sz w:val="16"/>
-          <w:szCs w:val="16"/>
-        </w:rPr>
-        <w:t xml:space="preserve">14  </w:t>
-      </w:r>
-      <w:r>
-        <w:rPr>
-          <w:sz w:val="16"/>
-          <w:szCs w:val="16"/>
-        </w:rPr>
         <w:t xml:space="preserve">The term tables in each section are the book’s own.</w:t>
-      </w:r>
-    </w:p>
-    <w:p>
-      <w:pPr>
-        <w:spacing w:after="18"/>
-        <w:ind w:left="300" w:hanging="300"/>
-      </w:pPr>
-      <w:r>
-        <w:rPr>
-          <w:b/>
-          <w:bCs/>
-          <w:color w:val="8186EF"/>
-          <w:sz w:val="16"/>
-          <w:szCs w:val="16"/>
-        </w:rPr>
-        <w:t xml:space="preserve">15  </w:t>
-      </w:r>
-      <w:r>
-        <w:rPr>
-          <w:sz w:val="16"/>
-          <w:szCs w:val="16"/>
-        </w:rPr>
-        <w:t xml:space="preserve">The exam marks the term, so the English word is the answer.</w:t>
       </w:r>
     </w:p>
     <w:p>
@@ -5277,7 +4311,7 @@
                 <w:sz w:val="17"/>
                 <w:szCs w:val="17"/>
               </w:rPr>
-              <w:t xml:space="preserve">C</w:t>
+              <w:t xml:space="preserve">B</w:t>
             </w:r>
           </w:p>
         </w:tc>
@@ -5310,7 +4344,7 @@
                 <w:sz w:val="17"/>
                 <w:szCs w:val="17"/>
               </w:rPr>
-              <w:t xml:space="preserve">T</w:t>
+              <w:t xml:space="preserve">B</w:t>
             </w:r>
           </w:p>
         </w:tc>
@@ -5346,7 +4380,7 @@
                 <w:sz w:val="17"/>
                 <w:szCs w:val="17"/>
               </w:rPr>
-              <w:t xml:space="preserve">revaluation model · revaluation surplus · component depreciation</w:t>
+              <w:t xml:space="preserve">Orontes · revaluation model</w:t>
             </w:r>
           </w:p>
         </w:tc>
@@ -5380,7 +4414,7 @@
                 <w:sz w:val="17"/>
                 <w:szCs w:val="17"/>
               </w:rPr>
-              <w:t xml:space="preserve">T</w:t>
+              <w:t xml:space="preserve">A</w:t>
             </w:r>
           </w:p>
         </w:tc>
@@ -5414,7 +4448,7 @@
                 <w:sz w:val="17"/>
                 <w:szCs w:val="17"/>
               </w:rPr>
-              <w:t xml:space="preserve">T</w:t>
+              <w:t xml:space="preserve">C</w:t>
             </w:r>
           </w:p>
         </w:tc>
@@ -5449,7 +4483,7 @@
                 <w:sz w:val="17"/>
                 <w:szCs w:val="17"/>
               </w:rPr>
-              <w:t xml:space="preserve">revaluation model · revaluation surplus · component depreciation</w:t>
+              <w:t xml:space="preserve">component depreciation · construction</w:t>
             </w:r>
           </w:p>
         </w:tc>
@@ -5482,7 +4516,7 @@
                 <w:sz w:val="17"/>
                 <w:szCs w:val="17"/>
               </w:rPr>
-              <w:t xml:space="preserve">F</w:t>
+              <w:t xml:space="preserve">T</w:t>
             </w:r>
           </w:p>
         </w:tc>
@@ -5515,7 +4549,7 @@
                 <w:sz w:val="17"/>
                 <w:szCs w:val="17"/>
               </w:rPr>
-              <w:t xml:space="preserve">T</w:t>
+              <w:t xml:space="preserve">A</w:t>
             </w:r>
           </w:p>
         </w:tc>
@@ -5585,7 +4619,7 @@
                 <w:sz w:val="17"/>
                 <w:szCs w:val="17"/>
               </w:rPr>
-              <w:t xml:space="preserve">revaluation model · revaluation surplus</w:t>
+              <w:t xml:space="preserve">T</w:t>
             </w:r>
           </w:p>
         </w:tc>
@@ -5619,7 +4653,7 @@
                 <w:sz w:val="17"/>
                 <w:szCs w:val="17"/>
               </w:rPr>
-              <w:t xml:space="preserve">A</w:t>
+              <w:t xml:space="preserve">Compare with the model earlier in this handout.</w:t>
             </w:r>
           </w:p>
         </w:tc>
@@ -5687,7 +4721,7 @@
                 <w:sz w:val="17"/>
                 <w:szCs w:val="17"/>
               </w:rPr>
-              <w:t xml:space="preserve">C</w:t>
+              <w:t xml:space="preserve">A</w:t>
             </w:r>
           </w:p>
         </w:tc>
@@ -5720,7 +4754,7 @@
                 <w:sz w:val="17"/>
                 <w:szCs w:val="17"/>
               </w:rPr>
-              <w:t xml:space="preserve">Compare with the model earlier in this handout.</w:t>
+              <w:t xml:space="preserve">U.S. GAAP carries property, plant and equipment at cost less depreciation. IAS 16 also allows the revaluation model for a whole class of assets: the assets are carried at fair value, and increases go to a revaluation surplus in OCI.</w:t>
             </w:r>
           </w:p>
         </w:tc>
@@ -5756,6 +4790,40 @@
                 <w:sz w:val="17"/>
                 <w:szCs w:val="17"/>
               </w:rPr>
+              <w:t xml:space="preserve">revaluation model · revaluation surplus</w:t>
+            </w:r>
+          </w:p>
+        </w:tc>
+        <w:tc>
+          <w:tcPr>
+            <w:tcW w:type="pct" w:w="1667"/>
+            <w:shd w:fill="FBFAF6" w:val="clear"/>
+            <w:tcMar>
+              <w:top w:type="dxa" w:w="40"/>
+              <w:left w:type="dxa" w:w="100"/>
+              <w:bottom w:type="dxa" w:w="40"/>
+              <w:right w:type="dxa" w:w="100"/>
+            </w:tcMar>
+          </w:tcPr>
+          <w:p>
+            <w:pPr>
+              <w:spacing w:before="22" w:after="22"/>
+            </w:pPr>
+            <w:r>
+              <w:rPr>
+                <w:b/>
+                <w:bCs/>
+                <w:color w:val="8186EF"/>
+                <w:sz w:val="16"/>
+                <w:szCs w:val="16"/>
+              </w:rPr>
+              <w:t xml:space="preserve">13  </w:t>
+            </w:r>
+            <w:r>
+              <w:rPr>
+                <w:sz w:val="17"/>
+                <w:szCs w:val="17"/>
+              </w:rPr>
               <w:t xml:space="preserve">D</w:t>
             </w:r>
           </w:p>
@@ -5773,58 +4841,14 @@
           </w:tcPr>
           <w:p>
             <w:pPr>
-              <w:spacing w:before="22" w:after="22"/>
-            </w:pPr>
-            <w:r>
-              <w:rPr>
-                <w:b/>
-                <w:bCs/>
-                <w:color w:val="8186EF"/>
-                <w:sz w:val="16"/>
-                <w:szCs w:val="16"/>
-              </w:rPr>
-              <w:t xml:space="preserve">13  </w:t>
-            </w:r>
-            <w:r>
-              <w:rPr>
-                <w:sz w:val="17"/>
-                <w:szCs w:val="17"/>
-              </w:rPr>
-              <w:t xml:space="preserve">T</w:t>
-            </w:r>
-          </w:p>
-        </w:tc>
-        <w:tc>
-          <w:tcPr>
-            <w:tcW w:type="pct" w:w="1667"/>
-            <w:shd w:fill="FBFAF6" w:val="clear"/>
-            <w:tcMar>
-              <w:top w:type="dxa" w:w="40"/>
-              <w:left w:type="dxa" w:w="100"/>
-              <w:bottom w:type="dxa" w:w="40"/>
-              <w:right w:type="dxa" w:w="100"/>
-            </w:tcMar>
-          </w:tcPr>
-          <w:p>
-            <w:pPr>
-              <w:spacing w:before="22" w:after="22"/>
-            </w:pPr>
-            <w:r>
-              <w:rPr>
-                <w:b/>
-                <w:bCs/>
-                <w:color w:val="8186EF"/>
-                <w:sz w:val="16"/>
-                <w:szCs w:val="16"/>
-              </w:rPr>
-              <w:t xml:space="preserve">20  </w:t>
-            </w:r>
-            <w:r>
-              <w:rPr>
-                <w:sz w:val="17"/>
-                <w:szCs w:val="17"/>
-              </w:rPr>
-              <w:t xml:space="preserve">U.S. GAAP carries property, plant and equipment at cost less depreciation. IAS 16 also allows the revaluation model for a whole class of assets: the assets are carried at fair value, and increases go to a revaluation surplus in OCI.</w:t>
+              <w:spacing w:before="24" w:after="24"/>
+            </w:pPr>
+            <w:r>
+              <w:rPr>
+                <w:sz w:val="16"/>
+                <w:szCs w:val="16"/>
+              </w:rPr>
+              <w:t xml:space="preserve"/>
             </w:r>
           </w:p>
         </w:tc>
@@ -5859,7 +4883,7 @@
                 <w:sz w:val="17"/>
                 <w:szCs w:val="17"/>
               </w:rPr>
-              <w:t xml:space="preserve">A</w:t>
+              <w:t xml:space="preserve">C</w:t>
             </w:r>
           </w:p>
         </w:tc>
@@ -5892,7 +4916,7 @@
                 <w:sz w:val="17"/>
                 <w:szCs w:val="17"/>
               </w:rPr>
-              <w:t xml:space="preserve">A</w:t>
+              <w:t xml:space="preserve">E</w:t>
             </w:r>
           </w:p>
         </w:tc>
@@ -5962,7 +4986,7 @@
                 <w:sz w:val="17"/>
                 <w:szCs w:val="17"/>
               </w:rPr>
-              <w:t xml:space="preserve">11  </w:t>
+              <w:t xml:space="preserve">6  </w:t>
             </w:r>
             <w:r>
               <w:rPr>
@@ -6027,7 +5051,7 @@
           <w:sz w:val="16"/>
           <w:szCs w:val="16"/>
         </w:rPr>
-        <w:t xml:space="preserve">The book writes: “GAAP carries property, plant and equipment at cost less depreciation. IAS 16 also allows the revaluation model for a whole class of assets: the assets are carried at fair value, and increases go to a revaluation surplus in OCI.”</w:t>
+        <w:t xml:space="preserve">The book writes: “U.S. GAAP carries property, plant and equipment at cost less depreciation. IAS 16 also allows the revaluation model for a whole class of assets: the assets are carried at fair value, and increases go to a revaluation surplus in OCI.”</w:t>
       </w:r>
     </w:p>
     <w:p>
@@ -6050,7 +5074,7 @@
           <w:sz w:val="16"/>
           <w:szCs w:val="16"/>
         </w:rPr>
-        <w:t xml:space="preserve">The book writes: “IAS 16 also allows the revaluation model for a whole class of assets: the assets are carried at fair value, and increases go to a revaluation surplus in OCI. IFRS requires component depreciation for significant parts with different lives; U.S.”</w:t>
+        <w:t xml:space="preserve">The book writes: “Under U.S. GAAP it stays at cost. Under IFRS, if Orontes chose the revaluation model, it would show the land at fair value and a surplus of $600,000 in OCI.”</w:t>
       </w:r>
     </w:p>
     <w:p>
@@ -6073,7 +5097,7 @@
           <w:sz w:val="16"/>
           <w:szCs w:val="16"/>
         </w:rPr>
-        <w:t xml:space="preserve">The book writes: “GAAP carries property, plant and equipment at cost less depreciation. IAS 16 also allows the revaluation model for a whole class of assets: the assets are carried at fair value, and increases go to a revaluation surplus in OCI. IFRS requires component depreciation for significant parts with different lives; U.S.”</w:t>
+        <w:t xml:space="preserve">The book writes: “IFRS requires component depreciation for significant parts with different lives; U.S. GAAP allows but does not require it. Both frameworks capitalize borrowing costs on assets under construction, but IFRS deducts income earned on specific borrowings.”</w:t>
       </w:r>
     </w:p>
     <w:p>
@@ -6096,7 +5120,7 @@
           <w:sz w:val="16"/>
           <w:szCs w:val="16"/>
         </w:rPr>
-        <w:t xml:space="preserve">The book pairs Land in Amman: cost 2,000,000, fair value 2,600,000 with “Stays at 2,000,000”.</w:t>
+        <w:t xml:space="preserve">The framework defines the elements, and every amount belongs to one of them.</w:t>
       </w:r>
     </w:p>
     <w:p>
@@ -6135,29 +5159,6 @@
           <w:sz w:val="16"/>
           <w:szCs w:val="16"/>
         </w:rPr>
-        <w:t xml:space="preserve">6  </w:t>
-      </w:r>
-      <w:r>
-        <w:rPr>
-          <w:sz w:val="16"/>
-          <w:szCs w:val="16"/>
-        </w:rPr>
-        <w:t xml:space="preserve">The book’s own table pairs Component depreciation with “Allowed, not required”.</w:t>
-      </w:r>
-    </w:p>
-    <w:p>
-      <w:pPr>
-        <w:spacing w:after="18"/>
-        <w:ind w:left="300" w:hanging="300"/>
-      </w:pPr>
-      <w:r>
-        <w:rPr>
-          <w:b/>
-          <w:bCs/>
-          <w:color w:val="8186EF"/>
-          <w:sz w:val="16"/>
-          <w:szCs w:val="16"/>
-        </w:rPr>
         <w:t xml:space="preserve">7  </w:t>
       </w:r>
       <w:r>
@@ -6165,7 +5166,7 @@
           <w:sz w:val="16"/>
           <w:szCs w:val="16"/>
         </w:rPr>
-        <w:t xml:space="preserve">The book’s own table pairs Review of lives and residual values with “When events suggest a change”.</w:t>
+        <w:t xml:space="preserve">The book gives Required for significant parts as the ifrs (ias 16, 23, 40) of Component depreciation.</w:t>
       </w:r>
     </w:p>
     <w:p>
@@ -6188,7 +5189,7 @@
           <w:sz w:val="16"/>
           <w:szCs w:val="16"/>
         </w:rPr>
-        <w:t xml:space="preserve">The book’s own table pairs Borrowing costs on a new plant with “Capitalized; investment income generally not offset”.</w:t>
+        <w:t xml:space="preserve">IAS 36 tests assets in cash-generating units. A is wrong: A reporting unit is the U.S. goodwill level. C is wrong: A disposal group is for assets held for sale.</w:t>
       </w:r>
     </w:p>
     <w:p>
@@ -6211,7 +5212,7 @@
           <w:sz w:val="16"/>
           <w:szCs w:val="16"/>
         </w:rPr>
-        <w:t xml:space="preserve">The book pairs Land in Amman: cost 2,000,000, fair value 2,600,000 with “Revaluation model: 2,600,000; surplus 600,000 in OCI”.</w:t>
+        <w:t xml:space="preserve">Every cycle settles one rule and shows where it comes from.</w:t>
       </w:r>
     </w:p>
     <w:p>
@@ -6234,98 +5235,6 @@
           <w:sz w:val="16"/>
           <w:szCs w:val="16"/>
         </w:rPr>
-        <w:t xml:space="preserve">The book pairs Component depreciation with “Required for significant parts”, not with “At least every year”.</w:t>
-      </w:r>
-    </w:p>
-    <w:p>
-      <w:pPr>
-        <w:spacing w:after="18"/>
-        <w:ind w:left="300" w:hanging="300"/>
-      </w:pPr>
-      <w:r>
-        <w:rPr>
-          <w:b/>
-          <w:bCs/>
-          <w:color w:val="8186EF"/>
-          <w:sz w:val="16"/>
-          <w:szCs w:val="16"/>
-        </w:rPr>
-        <w:t xml:space="preserve">12  </w:t>
-      </w:r>
-      <w:r>
-        <w:rPr>
-          <w:sz w:val="16"/>
-          <w:szCs w:val="16"/>
-        </w:rPr>
-        <w:t xml:space="preserve">The book gives Required for significant parts as the ifrs (ias 16, 23, 40) of Component depreciation.</w:t>
-      </w:r>
-    </w:p>
-    <w:p>
-      <w:pPr>
-        <w:spacing w:after="18"/>
-        <w:ind w:left="300" w:hanging="300"/>
-      </w:pPr>
-      <w:r>
-        <w:rPr>
-          <w:b/>
-          <w:bCs/>
-          <w:color w:val="8186EF"/>
-          <w:sz w:val="16"/>
-          <w:szCs w:val="16"/>
-        </w:rPr>
-        <w:t xml:space="preserve">13  </w:t>
-      </w:r>
-      <w:r>
-        <w:rPr>
-          <w:sz w:val="16"/>
-          <w:szCs w:val="16"/>
-        </w:rPr>
-        <w:t xml:space="preserve">Compare your sentence with the book’s wording in the key.</w:t>
-      </w:r>
-    </w:p>
-    <w:p>
-      <w:pPr>
-        <w:spacing w:after="18"/>
-        <w:ind w:left="300" w:hanging="300"/>
-      </w:pPr>
-      <w:r>
-        <w:rPr>
-          <w:b/>
-          <w:bCs/>
-          <w:color w:val="8186EF"/>
-          <w:sz w:val="16"/>
-          <w:szCs w:val="16"/>
-        </w:rPr>
-        <w:t xml:space="preserve">14  </w:t>
-      </w:r>
-      <w:r>
-        <w:rPr>
-          <w:sz w:val="16"/>
-          <w:szCs w:val="16"/>
-        </w:rPr>
-        <w:t xml:space="preserve">Every cycle settles one rule and shows where it comes from.</w:t>
-      </w:r>
-    </w:p>
-    <w:p>
-      <w:pPr>
-        <w:spacing w:after="18"/>
-        <w:ind w:left="300" w:hanging="300"/>
-      </w:pPr>
-      <w:r>
-        <w:rPr>
-          <w:b/>
-          <w:bCs/>
-          <w:color w:val="8186EF"/>
-          <w:sz w:val="16"/>
-          <w:szCs w:val="16"/>
-        </w:rPr>
-        <w:t xml:space="preserve">15  </w:t>
-      </w:r>
-      <w:r>
-        <w:rPr>
-          <w:sz w:val="16"/>
-          <w:szCs w:val="16"/>
-        </w:rPr>
         <w:t xml:space="preserve">CMA questions use exact terms, and one word can change the answer.</w:t>
       </w:r>
     </w:p>
@@ -6342,7 +5251,7 @@
           <w:sz w:val="16"/>
           <w:szCs w:val="16"/>
         </w:rPr>
-        <w:t xml:space="preserve">16  </w:t>
+        <w:t xml:space="preserve">11  </w:t>
       </w:r>
       <w:r>
         <w:rPr>
@@ -6366,29 +5275,6 @@
           <w:szCs w:val="16"/>
         </w:rPr>
         <w:t xml:space="preserve">17  </w:t>
-      </w:r>
-      <w:r>
-        <w:rPr>
-          <w:sz w:val="16"/>
-          <w:szCs w:val="16"/>
-        </w:rPr>
-        <w:t xml:space="preserve">The exam marks the term, so the English word is the answer.</w:t>
-      </w:r>
-    </w:p>
-    <w:p>
-      <w:pPr>
-        <w:spacing w:after="18"/>
-        <w:ind w:left="300" w:hanging="300"/>
-      </w:pPr>
-      <w:r>
-        <w:rPr>
-          <w:b/>
-          <w:bCs/>
-          <w:color w:val="8186EF"/>
-          <w:sz w:val="16"/>
-          <w:szCs w:val="16"/>
-        </w:rPr>
-        <w:t xml:space="preserve">18  </w:t>
       </w:r>
       <w:r>
         <w:rPr>
@@ -6505,73 +5391,73 @@
                 <w:sz w:val="17"/>
                 <w:szCs w:val="17"/>
               </w:rPr>
-              <w:t xml:space="preserve">cash-generating unit · recoverable amount · fair value less costs of disposal · value in use</w:t>
-            </w:r>
-          </w:p>
-        </w:tc>
-        <w:tc>
-          <w:tcPr>
-            <w:tcW w:type="pct" w:w="1667"/>
-            <w:tcMar>
-              <w:top w:type="dxa" w:w="40"/>
-              <w:left w:type="dxa" w:w="100"/>
-              <w:bottom w:type="dxa" w:w="40"/>
-              <w:right w:type="dxa" w:w="100"/>
-            </w:tcMar>
-          </w:tcPr>
-          <w:p>
-            <w:pPr>
-              <w:spacing w:before="22" w:after="22"/>
-            </w:pPr>
-            <w:r>
-              <w:rPr>
-                <w:b/>
-                <w:bCs/>
-                <w:color w:val="8186EF"/>
-                <w:sz w:val="16"/>
-                <w:szCs w:val="16"/>
-              </w:rPr>
-              <w:t xml:space="preserve">7  </w:t>
-            </w:r>
-            <w:r>
-              <w:rPr>
-                <w:sz w:val="17"/>
-                <w:szCs w:val="17"/>
-              </w:rPr>
-              <w:t xml:space="preserve">D</w:t>
-            </w:r>
-          </w:p>
-        </w:tc>
-        <w:tc>
-          <w:tcPr>
-            <w:tcW w:type="pct" w:w="1667"/>
-            <w:tcMar>
-              <w:top w:type="dxa" w:w="40"/>
-              <w:left w:type="dxa" w:w="100"/>
-              <w:bottom w:type="dxa" w:w="40"/>
-              <w:right w:type="dxa" w:w="100"/>
-            </w:tcMar>
-          </w:tcPr>
-          <w:p>
-            <w:pPr>
-              <w:spacing w:before="22" w:after="22"/>
-            </w:pPr>
-            <w:r>
-              <w:rPr>
-                <w:b/>
-                <w:bCs/>
-                <w:color w:val="8186EF"/>
-                <w:sz w:val="16"/>
-                <w:szCs w:val="16"/>
-              </w:rPr>
-              <w:t xml:space="preserve">13  </w:t>
-            </w:r>
-            <w:r>
-              <w:rPr>
-                <w:sz w:val="17"/>
-                <w:szCs w:val="17"/>
-              </w:rPr>
-              <w:t xml:space="preserve">B</w:t>
+              <w:t xml:space="preserve">held-and-used · compares · undiscounted</w:t>
+            </w:r>
+          </w:p>
+        </w:tc>
+        <w:tc>
+          <w:tcPr>
+            <w:tcW w:type="pct" w:w="1667"/>
+            <w:tcMar>
+              <w:top w:type="dxa" w:w="40"/>
+              <w:left w:type="dxa" w:w="100"/>
+              <w:bottom w:type="dxa" w:w="40"/>
+              <w:right w:type="dxa" w:w="100"/>
+            </w:tcMar>
+          </w:tcPr>
+          <w:p>
+            <w:pPr>
+              <w:spacing w:before="22" w:after="22"/>
+            </w:pPr>
+            <w:r>
+              <w:rPr>
+                <w:b/>
+                <w:bCs/>
+                <w:color w:val="8186EF"/>
+                <w:sz w:val="16"/>
+                <w:szCs w:val="16"/>
+              </w:rPr>
+              <w:t xml:space="preserve">6  </w:t>
+            </w:r>
+            <w:r>
+              <w:rPr>
+                <w:sz w:val="17"/>
+                <w:szCs w:val="17"/>
+              </w:rPr>
+              <w:t xml:space="preserve">A</w:t>
+            </w:r>
+          </w:p>
+        </w:tc>
+        <w:tc>
+          <w:tcPr>
+            <w:tcW w:type="pct" w:w="1667"/>
+            <w:tcMar>
+              <w:top w:type="dxa" w:w="40"/>
+              <w:left w:type="dxa" w:w="100"/>
+              <w:bottom w:type="dxa" w:w="40"/>
+              <w:right w:type="dxa" w:w="100"/>
+            </w:tcMar>
+          </w:tcPr>
+          <w:p>
+            <w:pPr>
+              <w:spacing w:before="22" w:after="22"/>
+            </w:pPr>
+            <w:r>
+              <w:rPr>
+                <w:b/>
+                <w:bCs/>
+                <w:color w:val="8186EF"/>
+                <w:sz w:val="16"/>
+                <w:szCs w:val="16"/>
+              </w:rPr>
+              <w:t xml:space="preserve">11  </w:t>
+            </w:r>
+            <w:r>
+              <w:rPr>
+                <w:sz w:val="17"/>
+                <w:szCs w:val="17"/>
+              </w:rPr>
+              <w:t xml:space="preserve">U.S. GAAP only: LIFO is permitted</w:t>
             </w:r>
           </w:p>
         </w:tc>
@@ -6634,14 +5520,14 @@
                 <w:sz w:val="16"/>
                 <w:szCs w:val="16"/>
               </w:rPr>
-              <w:t xml:space="preserve">8  </w:t>
-            </w:r>
-            <w:r>
-              <w:rPr>
-                <w:sz w:val="17"/>
-                <w:szCs w:val="17"/>
-              </w:rPr>
-              <w:t xml:space="preserve">C</w:t>
+              <w:t xml:space="preserve">7  </w:t>
+            </w:r>
+            <w:r>
+              <w:rPr>
+                <w:sz w:val="17"/>
+                <w:szCs w:val="17"/>
+              </w:rPr>
+              <w:t xml:space="preserve">A</w:t>
             </w:r>
           </w:p>
         </w:tc>
@@ -6668,14 +5554,14 @@
                 <w:sz w:val="16"/>
                 <w:szCs w:val="16"/>
               </w:rPr>
-              <w:t xml:space="preserve">14  </w:t>
-            </w:r>
-            <w:r>
-              <w:rPr>
-                <w:sz w:val="17"/>
-                <w:szCs w:val="17"/>
-              </w:rPr>
-              <w:t xml:space="preserve">B</w:t>
+              <w:t xml:space="preserve">12  </w:t>
+            </w:r>
+            <w:r>
+              <w:rPr>
+                <w:sz w:val="17"/>
+                <w:szCs w:val="17"/>
+              </w:rPr>
+              <w:t xml:space="preserve">________: Development costs are capitalized when criteria are met, Impairment is tested first with undiscounted cash flows, A short-term lease exemption exists, Prior service cost is expensed immediately</w:t>
             </w:r>
           </w:p>
         </w:tc>
@@ -6710,33 +5596,33 @@
                 <w:sz w:val="17"/>
                 <w:szCs w:val="17"/>
               </w:rPr>
-              <w:t xml:space="preserve">cash-generating unit · recoverable amount · fair value less costs of disposal · value in use</w:t>
-            </w:r>
-          </w:p>
-        </w:tc>
-        <w:tc>
-          <w:tcPr>
-            <w:tcW w:type="pct" w:w="1667"/>
-            <w:tcMar>
-              <w:top w:type="dxa" w:w="40"/>
-              <w:left w:type="dxa" w:w="100"/>
-              <w:bottom w:type="dxa" w:w="40"/>
-              <w:right w:type="dxa" w:w="100"/>
-            </w:tcMar>
-          </w:tcPr>
-          <w:p>
-            <w:pPr>
-              <w:spacing w:before="22" w:after="22"/>
-            </w:pPr>
-            <w:r>
-              <w:rPr>
-                <w:b/>
-                <w:bCs/>
-                <w:color w:val="8186EF"/>
-                <w:sz w:val="16"/>
-                <w:szCs w:val="16"/>
-              </w:rPr>
-              <w:t xml:space="preserve">9  </w:t>
+              <w:t xml:space="preserve">recoverable amount · held-and-used</w:t>
+            </w:r>
+          </w:p>
+        </w:tc>
+        <w:tc>
+          <w:tcPr>
+            <w:tcW w:type="pct" w:w="1667"/>
+            <w:tcMar>
+              <w:top w:type="dxa" w:w="40"/>
+              <w:left w:type="dxa" w:w="100"/>
+              <w:bottom w:type="dxa" w:w="40"/>
+              <w:right w:type="dxa" w:w="100"/>
+            </w:tcMar>
+          </w:tcPr>
+          <w:p>
+            <w:pPr>
+              <w:spacing w:before="22" w:after="22"/>
+            </w:pPr>
+            <w:r>
+              <w:rPr>
+                <w:b/>
+                <w:bCs/>
+                <w:color w:val="8186EF"/>
+                <w:sz w:val="16"/>
+                <w:szCs w:val="16"/>
+              </w:rPr>
+              <w:t xml:space="preserve">8  </w:t>
             </w:r>
             <w:r>
               <w:rPr>
@@ -6769,14 +5655,14 @@
                 <w:sz w:val="16"/>
                 <w:szCs w:val="16"/>
               </w:rPr>
-              <w:t xml:space="preserve">15  </w:t>
-            </w:r>
-            <w:r>
-              <w:rPr>
-                <w:sz w:val="17"/>
-                <w:szCs w:val="17"/>
-              </w:rPr>
-              <w:t xml:space="preserve">T</w:t>
+              <w:t xml:space="preserve">13  </w:t>
+            </w:r>
+            <w:r>
+              <w:rPr>
+                <w:sz w:val="17"/>
+                <w:szCs w:val="17"/>
+              </w:rPr>
+              <w:t xml:space="preserve">A</w:t>
             </w:r>
           </w:p>
         </w:tc>
@@ -6839,14 +5725,14 @@
                 <w:sz w:val="16"/>
                 <w:szCs w:val="16"/>
               </w:rPr>
-              <w:t xml:space="preserve">10  </w:t>
-            </w:r>
-            <w:r>
-              <w:rPr>
-                <w:sz w:val="17"/>
-                <w:szCs w:val="17"/>
-              </w:rPr>
-              <w:t xml:space="preserve">A</w:t>
+              <w:t xml:space="preserve">9  </w:t>
+            </w:r>
+            <w:r>
+              <w:rPr>
+                <w:sz w:val="17"/>
+                <w:szCs w:val="17"/>
+              </w:rPr>
+              <w:t xml:space="preserve">D</w:t>
             </w:r>
           </w:p>
         </w:tc>
@@ -6873,14 +5759,14 @@
                 <w:sz w:val="16"/>
                 <w:szCs w:val="16"/>
               </w:rPr>
-              <w:t xml:space="preserve">16  </w:t>
-            </w:r>
-            <w:r>
-              <w:rPr>
-                <w:sz w:val="17"/>
-                <w:szCs w:val="17"/>
-              </w:rPr>
-              <w:t xml:space="preserve">A</w:t>
+              <w:t xml:space="preserve">14  </w:t>
+            </w:r>
+            <w:r>
+              <w:rPr>
+                <w:sz w:val="17"/>
+                <w:szCs w:val="17"/>
+              </w:rPr>
+              <w:t xml:space="preserve">Compare with the model earlier in this handout.</w:t>
             </w:r>
           </w:p>
         </w:tc>
@@ -6941,144 +5827,40 @@
                 <w:sz w:val="16"/>
                 <w:szCs w:val="16"/>
               </w:rPr>
-              <w:t xml:space="preserve">11  </w:t>
-            </w:r>
-            <w:r>
-              <w:rPr>
-                <w:sz w:val="17"/>
-                <w:szCs w:val="17"/>
-              </w:rPr>
-              <w:t xml:space="preserve">T</w:t>
-            </w:r>
-          </w:p>
-        </w:tc>
-        <w:tc>
-          <w:tcPr>
-            <w:tcW w:type="pct" w:w="1667"/>
-            <w:tcMar>
-              <w:top w:type="dxa" w:w="40"/>
-              <w:left w:type="dxa" w:w="100"/>
-              <w:bottom w:type="dxa" w:w="40"/>
-              <w:right w:type="dxa" w:w="100"/>
-            </w:tcMar>
-          </w:tcPr>
-          <w:p>
-            <w:pPr>
-              <w:spacing w:before="22" w:after="22"/>
-            </w:pPr>
-            <w:r>
-              <w:rPr>
-                <w:b/>
-                <w:bCs/>
-                <w:color w:val="8186EF"/>
-                <w:sz w:val="16"/>
-                <w:szCs w:val="16"/>
-              </w:rPr>
-              <w:t xml:space="preserve">17  </w:t>
-            </w:r>
-            <w:r>
-              <w:rPr>
-                <w:sz w:val="17"/>
-                <w:szCs w:val="17"/>
-              </w:rPr>
-              <w:t xml:space="preserve">Compare with the model earlier in this handout.</w:t>
-            </w:r>
-          </w:p>
-        </w:tc>
-      </w:tr>
-      <w:tr>
-        <w:tc>
-          <w:tcPr>
-            <w:tcW w:type="pct" w:w="1667"/>
-            <w:shd w:fill="FBFAF6" w:val="clear"/>
-            <w:tcMar>
-              <w:top w:type="dxa" w:w="40"/>
-              <w:left w:type="dxa" w:w="100"/>
-              <w:bottom w:type="dxa" w:w="40"/>
-              <w:right w:type="dxa" w:w="100"/>
-            </w:tcMar>
-          </w:tcPr>
-          <w:p>
-            <w:pPr>
-              <w:spacing w:before="22" w:after="22"/>
-            </w:pPr>
-            <w:r>
-              <w:rPr>
-                <w:b/>
-                <w:bCs/>
-                <w:color w:val="8186EF"/>
-                <w:sz w:val="16"/>
-                <w:szCs w:val="16"/>
-              </w:rPr>
-              <w:t xml:space="preserve">6  </w:t>
-            </w:r>
-            <w:r>
-              <w:rPr>
-                <w:sz w:val="17"/>
-                <w:szCs w:val="17"/>
-              </w:rPr>
-              <w:t xml:space="preserve">A</w:t>
-            </w:r>
-          </w:p>
-        </w:tc>
-        <w:tc>
-          <w:tcPr>
-            <w:tcW w:type="pct" w:w="1667"/>
-            <w:shd w:fill="FBFAF6" w:val="clear"/>
-            <w:tcMar>
-              <w:top w:type="dxa" w:w="40"/>
-              <w:left w:type="dxa" w:w="100"/>
-              <w:bottom w:type="dxa" w:w="40"/>
-              <w:right w:type="dxa" w:w="100"/>
-            </w:tcMar>
-          </w:tcPr>
-          <w:p>
-            <w:pPr>
-              <w:spacing w:before="22" w:after="22"/>
-            </w:pPr>
-            <w:r>
-              <w:rPr>
-                <w:b/>
-                <w:bCs/>
-                <w:color w:val="8186EF"/>
-                <w:sz w:val="16"/>
-                <w:szCs w:val="16"/>
-              </w:rPr>
-              <w:t xml:space="preserve">12  </w:t>
-            </w:r>
-            <w:r>
-              <w:rPr>
-                <w:sz w:val="17"/>
-                <w:szCs w:val="17"/>
-              </w:rPr>
-              <w:t xml:space="preserve">D</w:t>
-            </w:r>
-          </w:p>
-        </w:tc>
-        <w:tc>
-          <w:tcPr>
-            <w:tcW w:type="pct" w:w="1667"/>
-            <w:shd w:fill="FBFAF6" w:val="clear"/>
-            <w:tcMar>
-              <w:top w:type="dxa" w:w="40"/>
-              <w:left w:type="dxa" w:w="100"/>
-              <w:bottom w:type="dxa" w:w="40"/>
-              <w:right w:type="dxa" w:w="100"/>
-            </w:tcMar>
-          </w:tcPr>
-          <w:p>
-            <w:pPr>
-              <w:spacing w:before="22" w:after="22"/>
-            </w:pPr>
-            <w:r>
-              <w:rPr>
-                <w:b/>
-                <w:bCs/>
-                <w:color w:val="8186EF"/>
-                <w:sz w:val="16"/>
-                <w:szCs w:val="16"/>
-              </w:rPr>
-              <w:t xml:space="preserve">18  </w:t>
+              <w:t xml:space="preserve">10  </w:t>
+            </w:r>
+            <w:r>
+              <w:rPr>
+                <w:sz w:val="17"/>
+                <w:szCs w:val="17"/>
+              </w:rPr>
+              <w:t xml:space="preserve">IFRS only: Inventory write-downs are reversed when NRV recovers</w:t>
+            </w:r>
+          </w:p>
+        </w:tc>
+        <w:tc>
+          <w:tcPr>
+            <w:tcW w:type="pct" w:w="1667"/>
+            <w:tcMar>
+              <w:top w:type="dxa" w:w="40"/>
+              <w:left w:type="dxa" w:w="100"/>
+              <w:bottom w:type="dxa" w:w="40"/>
+              <w:right w:type="dxa" w:w="100"/>
+            </w:tcMar>
+          </w:tcPr>
+          <w:p>
+            <w:pPr>
+              <w:spacing w:before="22" w:after="22"/>
+            </w:pPr>
+            <w:r>
+              <w:rPr>
+                <w:b/>
+                <w:bCs/>
+                <w:color w:val="8186EF"/>
+                <w:sz w:val="16"/>
+                <w:szCs w:val="16"/>
+              </w:rPr>
+              <w:t xml:space="preserve">15  </w:t>
             </w:r>
             <w:r>
               <w:rPr>
@@ -7127,6 +5909,29 @@
           <w:sz w:val="16"/>
           <w:szCs w:val="16"/>
         </w:rPr>
+        <w:t xml:space="preserve">The book writes: “U.S. GAAP tests a held-and-used asset group in two steps. First, it compares the carrying amount with undiscounted future cash flows.”</w:t>
+      </w:r>
+    </w:p>
+    <w:p>
+      <w:pPr>
+        <w:spacing w:after="18"/>
+        <w:ind w:left="300" w:hanging="300"/>
+      </w:pPr>
+      <w:r>
+        <w:rPr>
+          <w:b/>
+          <w:bCs/>
+          <w:color w:val="8186EF"/>
+          <w:sz w:val="16"/>
+          <w:szCs w:val="16"/>
+        </w:rPr>
+        <w:t xml:space="preserve">2  </w:t>
+      </w:r>
+      <w:r>
+        <w:rPr>
+          <w:sz w:val="16"/>
+          <w:szCs w:val="16"/>
+        </w:rPr>
         <w:t xml:space="preserve">The book writes: “Only if the carrying amount is higher does it measure a loss, equal to the carrying amount minus fair value. It compares the carrying amount of an asset or cash-generating unit with its recoverable amount: the higher of fair value less costs of disposal and value in use, a discounted cash-flow measure.”</w:t>
       </w:r>
     </w:p>
@@ -7143,29 +5948,6 @@
           <w:sz w:val="16"/>
           <w:szCs w:val="16"/>
         </w:rPr>
-        <w:t xml:space="preserve">2  </w:t>
-      </w:r>
-      <w:r>
-        <w:rPr>
-          <w:sz w:val="16"/>
-          <w:szCs w:val="16"/>
-        </w:rPr>
-        <w:t xml:space="preserve">The book writes: “It compares the carrying amount of an asset or cash-generating unit with its recoverable amount: the higher of fair value less costs of disposal and value in use, a discounted cash-flow measure. Because there is no undiscounted screen, IFRS losses often come earlier.”</w:t>
-      </w:r>
-    </w:p>
-    <w:p>
-      <w:pPr>
-        <w:spacing w:after="18"/>
-        <w:ind w:left="300" w:hanging="300"/>
-      </w:pPr>
-      <w:r>
-        <w:rPr>
-          <w:b/>
-          <w:bCs/>
-          <w:color w:val="8186EF"/>
-          <w:sz w:val="16"/>
-          <w:szCs w:val="16"/>
-        </w:rPr>
         <w:t xml:space="preserve">3  </w:t>
       </w:r>
       <w:r>
@@ -7173,7 +5955,7 @@
           <w:sz w:val="16"/>
           <w:szCs w:val="16"/>
         </w:rPr>
-        <w:t xml:space="preserve">The book writes: “It compares the carrying amount of an asset or cash-generating unit with its recoverable amount: the higher of fair value less costs of disposal and value in use, a discounted cash-flow measure. Because there is no undiscounted screen, IFRS losses often come earlier. The frameworks also differ after the loss.”</w:t>
+        <w:t xml:space="preserve">The book writes: “The frameworks also differ after the loss. IFRS reverses an impairment when the recoverable amount rises, but not for goodwill and not above the carrying amount without the loss. U.S. GAAP never reverses an impairment of a held-and-used asset or of goodwill.”</w:t>
       </w:r>
     </w:p>
     <w:p>
@@ -7242,7 +6024,7 @@
           <w:sz w:val="16"/>
           <w:szCs w:val="16"/>
         </w:rPr>
-        <w:t xml:space="preserve">The book numbers “(iii) Inventories” as section 17.3.</w:t>
+        <w:t xml:space="preserve">Every rule on a Workshop sheet is settled by the model printed on the same sheet.</w:t>
       </w:r>
     </w:p>
     <w:p>
@@ -7265,7 +6047,7 @@
           <w:sz w:val="16"/>
           <w:szCs w:val="16"/>
         </w:rPr>
-        <w:t xml:space="preserve">The book numbers “(iv) Leases: the lessee” as section 17.4.</w:t>
+        <w:t xml:space="preserve">Every cycle settles one rule and shows where it comes from.</w:t>
       </w:r>
     </w:p>
     <w:p>
@@ -7288,7 +6070,7 @@
           <w:sz w:val="16"/>
           <w:szCs w:val="16"/>
         </w:rPr>
-        <w:t xml:space="preserve">The book numbers “(v) Long-lived assets” as section 17.5.</w:t>
+        <w:t xml:space="preserve">CMA questions use exact terms, and one word can change the answer.</w:t>
       </w:r>
     </w:p>
     <w:p>
@@ -7311,75 +6093,6 @@
           <w:sz w:val="16"/>
           <w:szCs w:val="16"/>
         </w:rPr>
-        <w:t xml:space="preserve">Compare your sentence with the book’s wording in the key.</w:t>
-      </w:r>
-    </w:p>
-    <w:p>
-      <w:pPr>
-        <w:spacing w:after="18"/>
-        <w:ind w:left="300" w:hanging="300"/>
-      </w:pPr>
-      <w:r>
-        <w:rPr>
-          <w:b/>
-          <w:bCs/>
-          <w:color w:val="8186EF"/>
-          <w:sz w:val="16"/>
-          <w:szCs w:val="16"/>
-        </w:rPr>
-        <w:t xml:space="preserve">10  </w:t>
-      </w:r>
-      <w:r>
-        <w:rPr>
-          <w:sz w:val="16"/>
-          <w:szCs w:val="16"/>
-        </w:rPr>
-        <w:t xml:space="preserve">Every cycle settles one rule and shows where it comes from.</w:t>
-      </w:r>
-    </w:p>
-    <w:p>
-      <w:pPr>
-        <w:spacing w:after="18"/>
-        <w:ind w:left="300" w:hanging="300"/>
-      </w:pPr>
-      <w:r>
-        <w:rPr>
-          <w:b/>
-          <w:bCs/>
-          <w:color w:val="8186EF"/>
-          <w:sz w:val="16"/>
-          <w:szCs w:val="16"/>
-        </w:rPr>
-        <w:t xml:space="preserve">11  </w:t>
-      </w:r>
-      <w:r>
-        <w:rPr>
-          <w:sz w:val="16"/>
-          <w:szCs w:val="16"/>
-        </w:rPr>
-        <w:t xml:space="preserve">CMA questions use exact terms, and one word can change the answer.</w:t>
-      </w:r>
-    </w:p>
-    <w:p>
-      <w:pPr>
-        <w:spacing w:after="18"/>
-        <w:ind w:left="300" w:hanging="300"/>
-      </w:pPr>
-      <w:r>
-        <w:rPr>
-          <w:b/>
-          <w:bCs/>
-          <w:color w:val="8186EF"/>
-          <w:sz w:val="16"/>
-          <w:szCs w:val="16"/>
-        </w:rPr>
-        <w:t xml:space="preserve">12  </w:t>
-      </w:r>
-      <w:r>
-        <w:rPr>
-          <w:sz w:val="16"/>
-          <w:szCs w:val="16"/>
-        </w:rPr>
         <w:t xml:space="preserve">The book’s own table pairs LIFO is permitted with “U.S. GAAP only”.</w:t>
       </w:r>
     </w:p>
@@ -7397,75 +6110,6 @@
           <w:szCs w:val="16"/>
         </w:rPr>
         <w:t xml:space="preserve">13  </w:t>
-      </w:r>
-      <w:r>
-        <w:rPr>
-          <w:sz w:val="16"/>
-          <w:szCs w:val="16"/>
-        </w:rPr>
-        <w:t xml:space="preserve">The book’s own table pairs Inventory write-downs are reversed when NRV recovers with “IFRS only”.</w:t>
-      </w:r>
-    </w:p>
-    <w:p>
-      <w:pPr>
-        <w:spacing w:after="18"/>
-        <w:ind w:left="300" w:hanging="300"/>
-      </w:pPr>
-      <w:r>
-        <w:rPr>
-          <w:b/>
-          <w:bCs/>
-          <w:color w:val="8186EF"/>
-          <w:sz w:val="16"/>
-          <w:szCs w:val="16"/>
-        </w:rPr>
-        <w:t xml:space="preserve">14  </w:t>
-      </w:r>
-      <w:r>
-        <w:rPr>
-          <w:sz w:val="16"/>
-          <w:szCs w:val="16"/>
-        </w:rPr>
-        <w:t xml:space="preserve">The book’s own table pairs Development costs are capitalized when criteria are met with “________”.</w:t>
-      </w:r>
-    </w:p>
-    <w:p>
-      <w:pPr>
-        <w:spacing w:after="18"/>
-        <w:ind w:left="300" w:hanging="300"/>
-      </w:pPr>
-      <w:r>
-        <w:rPr>
-          <w:b/>
-          <w:bCs/>
-          <w:color w:val="8186EF"/>
-          <w:sz w:val="16"/>
-          <w:szCs w:val="16"/>
-        </w:rPr>
-        <w:t xml:space="preserve">15  </w:t>
-      </w:r>
-      <w:r>
-        <w:rPr>
-          <w:sz w:val="16"/>
-          <w:szCs w:val="16"/>
-        </w:rPr>
-        <w:t xml:space="preserve">The exam marks the term, so the English word is the answer.</w:t>
-      </w:r>
-    </w:p>
-    <w:p>
-      <w:pPr>
-        <w:spacing w:after="18"/>
-        <w:ind w:left="300" w:hanging="300"/>
-      </w:pPr>
-      <w:r>
-        <w:rPr>
-          <w:b/>
-          <w:bCs/>
-          <w:color w:val="8186EF"/>
-          <w:sz w:val="16"/>
-          <w:szCs w:val="16"/>
-        </w:rPr>
-        <w:t xml:space="preserve">16  </w:t>
       </w:r>
       <w:r>
         <w:rPr>
@@ -7582,73 +6226,73 @@
                 <w:sz w:val="17"/>
                 <w:szCs w:val="17"/>
               </w:rPr>
-              <w:t xml:space="preserve">defined benefit plan · remeasurements</w:t>
-            </w:r>
-          </w:p>
-        </w:tc>
-        <w:tc>
-          <w:tcPr>
-            <w:tcW w:type="pct" w:w="1667"/>
-            <w:tcMar>
-              <w:top w:type="dxa" w:w="40"/>
-              <w:left w:type="dxa" w:w="100"/>
-              <w:bottom w:type="dxa" w:w="40"/>
-              <w:right w:type="dxa" w:w="100"/>
-            </w:tcMar>
-          </w:tcPr>
-          <w:p>
-            <w:pPr>
-              <w:spacing w:before="22" w:after="22"/>
-            </w:pPr>
-            <w:r>
-              <w:rPr>
-                <w:b/>
-                <w:bCs/>
-                <w:color w:val="8186EF"/>
-                <w:sz w:val="16"/>
-                <w:szCs w:val="16"/>
-              </w:rPr>
-              <w:t xml:space="preserve">11  </w:t>
-            </w:r>
-            <w:r>
-              <w:rPr>
-                <w:sz w:val="17"/>
-                <w:szCs w:val="17"/>
-              </w:rPr>
-              <w:t xml:space="preserve">E</w:t>
-            </w:r>
-          </w:p>
-        </w:tc>
-        <w:tc>
-          <w:tcPr>
-            <w:tcW w:type="pct" w:w="1667"/>
-            <w:tcMar>
-              <w:top w:type="dxa" w:w="40"/>
-              <w:left w:type="dxa" w:w="100"/>
-              <w:bottom w:type="dxa" w:w="40"/>
-              <w:right w:type="dxa" w:w="100"/>
-            </w:tcMar>
-          </w:tcPr>
-          <w:p>
-            <w:pPr>
-              <w:spacing w:before="22" w:after="22"/>
-            </w:pPr>
-            <w:r>
-              <w:rPr>
-                <w:b/>
-                <w:bCs/>
-                <w:color w:val="8186EF"/>
-                <w:sz w:val="16"/>
-                <w:szCs w:val="16"/>
-              </w:rPr>
-              <w:t xml:space="preserve">21  </w:t>
-            </w:r>
-            <w:r>
-              <w:rPr>
-                <w:sz w:val="17"/>
-                <w:szCs w:val="17"/>
-              </w:rPr>
-              <w:t xml:space="preserve">B</w:t>
+              <w:t xml:space="preserve">defined benefit plan · remeasurements · prior service cost · development costs</w:t>
+            </w:r>
+          </w:p>
+        </w:tc>
+        <w:tc>
+          <w:tcPr>
+            <w:tcW w:type="pct" w:w="1667"/>
+            <w:tcMar>
+              <w:top w:type="dxa" w:w="40"/>
+              <w:left w:type="dxa" w:w="100"/>
+              <w:bottom w:type="dxa" w:w="40"/>
+              <w:right w:type="dxa" w:w="100"/>
+            </w:tcMar>
+          </w:tcPr>
+          <w:p>
+            <w:pPr>
+              <w:spacing w:before="22" w:after="22"/>
+            </w:pPr>
+            <w:r>
+              <w:rPr>
+                <w:b/>
+                <w:bCs/>
+                <w:color w:val="8186EF"/>
+                <w:sz w:val="16"/>
+                <w:szCs w:val="16"/>
+              </w:rPr>
+              <w:t xml:space="preserve">10  </w:t>
+            </w:r>
+            <w:r>
+              <w:rPr>
+                <w:sz w:val="17"/>
+                <w:szCs w:val="17"/>
+              </w:rPr>
+              <w:t xml:space="preserve">F</w:t>
+            </w:r>
+          </w:p>
+        </w:tc>
+        <w:tc>
+          <w:tcPr>
+            <w:tcW w:type="pct" w:w="1667"/>
+            <w:tcMar>
+              <w:top w:type="dxa" w:w="40"/>
+              <w:left w:type="dxa" w:w="100"/>
+              <w:bottom w:type="dxa" w:w="40"/>
+              <w:right w:type="dxa" w:w="100"/>
+            </w:tcMar>
+          </w:tcPr>
+          <w:p>
+            <w:pPr>
+              <w:spacing w:before="22" w:after="22"/>
+            </w:pPr>
+            <w:r>
+              <w:rPr>
+                <w:b/>
+                <w:bCs/>
+                <w:color w:val="8186EF"/>
+                <w:sz w:val="16"/>
+                <w:szCs w:val="16"/>
+              </w:rPr>
+              <w:t xml:space="preserve">19  </w:t>
+            </w:r>
+            <w:r>
+              <w:rPr>
+                <w:sz w:val="17"/>
+                <w:szCs w:val="17"/>
+              </w:rPr>
+              <w:t xml:space="preserve">D</w:t>
             </w:r>
           </w:p>
         </w:tc>
@@ -7684,7 +6328,7 @@
                 <w:sz w:val="17"/>
                 <w:szCs w:val="17"/>
               </w:rPr>
-              <w:t xml:space="preserve">cash-generating unit · recoverable amount · fair value less costs of disposal · value in use</w:t>
+              <w:t xml:space="preserve">financial · statements · frameworks</w:t>
             </w:r>
           </w:p>
         </w:tc>
@@ -7711,14 +6355,14 @@
                 <w:sz w:val="16"/>
                 <w:szCs w:val="16"/>
               </w:rPr>
-              <w:t xml:space="preserve">12  </w:t>
-            </w:r>
-            <w:r>
-              <w:rPr>
-                <w:sz w:val="17"/>
-                <w:szCs w:val="17"/>
-              </w:rPr>
-              <w:t xml:space="preserve">F</w:t>
+              <w:t xml:space="preserve">11  </w:t>
+            </w:r>
+            <w:r>
+              <w:rPr>
+                <w:sz w:val="17"/>
+                <w:szCs w:val="17"/>
+              </w:rPr>
+              <w:t xml:space="preserve">A</w:t>
             </w:r>
           </w:p>
         </w:tc>
@@ -7745,7 +6389,7 @@
                 <w:sz w:val="16"/>
                 <w:szCs w:val="16"/>
               </w:rPr>
-              <w:t xml:space="preserve">22  </w:t>
+              <w:t xml:space="preserve">20  </w:t>
             </w:r>
             <w:r>
               <w:rPr>
@@ -7813,47 +6457,47 @@
                 <w:sz w:val="16"/>
                 <w:szCs w:val="16"/>
               </w:rPr>
-              <w:t xml:space="preserve">13  </w:t>
-            </w:r>
-            <w:r>
-              <w:rPr>
-                <w:sz w:val="17"/>
-                <w:szCs w:val="17"/>
-              </w:rPr>
-              <w:t xml:space="preserve">A</w:t>
-            </w:r>
-          </w:p>
-        </w:tc>
-        <w:tc>
-          <w:tcPr>
-            <w:tcW w:type="pct" w:w="1667"/>
-            <w:tcMar>
-              <w:top w:type="dxa" w:w="40"/>
-              <w:left w:type="dxa" w:w="100"/>
-              <w:bottom w:type="dxa" w:w="40"/>
-              <w:right w:type="dxa" w:w="100"/>
-            </w:tcMar>
-          </w:tcPr>
-          <w:p>
-            <w:pPr>
-              <w:spacing w:before="22" w:after="22"/>
-            </w:pPr>
-            <w:r>
-              <w:rPr>
-                <w:b/>
-                <w:bCs/>
-                <w:color w:val="8186EF"/>
-                <w:sz w:val="16"/>
-                <w:szCs w:val="16"/>
-              </w:rPr>
-              <w:t xml:space="preserve">23  </w:t>
-            </w:r>
-            <w:r>
-              <w:rPr>
-                <w:sz w:val="17"/>
-                <w:szCs w:val="17"/>
-              </w:rPr>
-              <w:t xml:space="preserve">A</w:t>
+              <w:t xml:space="preserve">12  </w:t>
+            </w:r>
+            <w:r>
+              <w:rPr>
+                <w:sz w:val="17"/>
+                <w:szCs w:val="17"/>
+              </w:rPr>
+              <w:t xml:space="preserve">D</w:t>
+            </w:r>
+          </w:p>
+        </w:tc>
+        <w:tc>
+          <w:tcPr>
+            <w:tcW w:type="pct" w:w="1667"/>
+            <w:tcMar>
+              <w:top w:type="dxa" w:w="40"/>
+              <w:left w:type="dxa" w:w="100"/>
+              <w:bottom w:type="dxa" w:w="40"/>
+              <w:right w:type="dxa" w:w="100"/>
+            </w:tcMar>
+          </w:tcPr>
+          <w:p>
+            <w:pPr>
+              <w:spacing w:before="22" w:after="22"/>
+            </w:pPr>
+            <w:r>
+              <w:rPr>
+                <w:b/>
+                <w:bCs/>
+                <w:color w:val="8186EF"/>
+                <w:sz w:val="16"/>
+                <w:szCs w:val="16"/>
+              </w:rPr>
+              <w:t xml:space="preserve">21  </w:t>
+            </w:r>
+            <w:r>
+              <w:rPr>
+                <w:sz w:val="17"/>
+                <w:szCs w:val="17"/>
+              </w:rPr>
+              <w:t xml:space="preserve">C</w:t>
             </w:r>
           </w:p>
         </w:tc>
@@ -7916,14 +6560,14 @@
                 <w:sz w:val="16"/>
                 <w:szCs w:val="16"/>
               </w:rPr>
-              <w:t xml:space="preserve">14  </w:t>
-            </w:r>
-            <w:r>
-              <w:rPr>
-                <w:sz w:val="17"/>
-                <w:szCs w:val="17"/>
-              </w:rPr>
-              <w:t xml:space="preserve">D</w:t>
+              <w:t xml:space="preserve">13  </w:t>
+            </w:r>
+            <w:r>
+              <w:rPr>
+                <w:sz w:val="17"/>
+                <w:szCs w:val="17"/>
+              </w:rPr>
+              <w:t xml:space="preserve">C</w:t>
             </w:r>
           </w:p>
         </w:tc>
@@ -7950,7 +6594,7 @@
                 <w:sz w:val="16"/>
                 <w:szCs w:val="16"/>
               </w:rPr>
-              <w:t xml:space="preserve">24  </w:t>
+              <w:t xml:space="preserve">22  </w:t>
             </w:r>
             <w:r>
               <w:rPr>
@@ -7992,66 +6636,33 @@
                 <w:sz w:val="17"/>
                 <w:szCs w:val="17"/>
               </w:rPr>
-              <w:t xml:space="preserve">C</w:t>
-            </w:r>
-          </w:p>
-        </w:tc>
-        <w:tc>
-          <w:tcPr>
-            <w:tcW w:type="pct" w:w="1667"/>
-            <w:tcMar>
-              <w:top w:type="dxa" w:w="40"/>
-              <w:left w:type="dxa" w:w="100"/>
-              <w:bottom w:type="dxa" w:w="40"/>
-              <w:right w:type="dxa" w:w="100"/>
-            </w:tcMar>
-          </w:tcPr>
-          <w:p>
-            <w:pPr>
-              <w:spacing w:before="22" w:after="22"/>
-            </w:pPr>
-            <w:r>
-              <w:rPr>
-                <w:b/>
-                <w:bCs/>
-                <w:color w:val="8186EF"/>
-                <w:sz w:val="16"/>
-                <w:szCs w:val="16"/>
-              </w:rPr>
-              <w:t xml:space="preserve">15  </w:t>
-            </w:r>
-            <w:r>
-              <w:rPr>
-                <w:sz w:val="17"/>
-                <w:szCs w:val="17"/>
-              </w:rPr>
-              <w:t xml:space="preserve">C</w:t>
-            </w:r>
-          </w:p>
-        </w:tc>
-        <w:tc>
-          <w:tcPr>
-            <w:tcW w:type="pct" w:w="1667"/>
-            <w:tcMar>
-              <w:top w:type="dxa" w:w="40"/>
-              <w:left w:type="dxa" w:w="100"/>
-              <w:bottom w:type="dxa" w:w="40"/>
-              <w:right w:type="dxa" w:w="100"/>
-            </w:tcMar>
-          </w:tcPr>
-          <w:p>
-            <w:pPr>
-              <w:spacing w:before="22" w:after="22"/>
-            </w:pPr>
-            <w:r>
-              <w:rPr>
-                <w:b/>
-                <w:bCs/>
-                <w:color w:val="8186EF"/>
-                <w:sz w:val="16"/>
-                <w:szCs w:val="16"/>
-              </w:rPr>
-              <w:t xml:space="preserve">25  </w:t>
+              <w:t xml:space="preserve">A</w:t>
+            </w:r>
+          </w:p>
+        </w:tc>
+        <w:tc>
+          <w:tcPr>
+            <w:tcW w:type="pct" w:w="1667"/>
+            <w:tcMar>
+              <w:top w:type="dxa" w:w="40"/>
+              <w:left w:type="dxa" w:w="100"/>
+              <w:bottom w:type="dxa" w:w="40"/>
+              <w:right w:type="dxa" w:w="100"/>
+            </w:tcMar>
+          </w:tcPr>
+          <w:p>
+            <w:pPr>
+              <w:spacing w:before="22" w:after="22"/>
+            </w:pPr>
+            <w:r>
+              <w:rPr>
+                <w:b/>
+                <w:bCs/>
+                <w:color w:val="8186EF"/>
+                <w:sz w:val="16"/>
+                <w:szCs w:val="16"/>
+              </w:rPr>
+              <w:t xml:space="preserve">14  </w:t>
             </w:r>
             <w:r>
               <w:rPr>
@@ -8059,6 +6670,39 @@
                 <w:szCs w:val="17"/>
               </w:rPr>
               <w:t xml:space="preserve">D</w:t>
+            </w:r>
+          </w:p>
+        </w:tc>
+        <w:tc>
+          <w:tcPr>
+            <w:tcW w:type="pct" w:w="1667"/>
+            <w:tcMar>
+              <w:top w:type="dxa" w:w="40"/>
+              <w:left w:type="dxa" w:w="100"/>
+              <w:bottom w:type="dxa" w:w="40"/>
+              <w:right w:type="dxa" w:w="100"/>
+            </w:tcMar>
+          </w:tcPr>
+          <w:p>
+            <w:pPr>
+              <w:spacing w:before="22" w:after="22"/>
+            </w:pPr>
+            <w:r>
+              <w:rPr>
+                <w:b/>
+                <w:bCs/>
+                <w:color w:val="8186EF"/>
+                <w:sz w:val="16"/>
+                <w:szCs w:val="16"/>
+              </w:rPr>
+              <w:t xml:space="preserve">23  </w:t>
+            </w:r>
+            <w:r>
+              <w:rPr>
+                <w:sz w:val="17"/>
+                <w:szCs w:val="17"/>
+              </w:rPr>
+              <w:t xml:space="preserve">B</w:t>
             </w:r>
           </w:p>
         </w:tc>
@@ -8094,7 +6738,7 @@
                 <w:sz w:val="17"/>
                 <w:szCs w:val="17"/>
               </w:rPr>
-              <w:t xml:space="preserve">C</w:t>
+              <w:t xml:space="preserve">B</w:t>
             </w:r>
           </w:p>
         </w:tc>
@@ -8121,14 +6765,14 @@
                 <w:sz w:val="16"/>
                 <w:szCs w:val="16"/>
               </w:rPr>
-              <w:t xml:space="preserve">16  </w:t>
-            </w:r>
-            <w:r>
-              <w:rPr>
-                <w:sz w:val="17"/>
-                <w:szCs w:val="17"/>
-              </w:rPr>
-              <w:t xml:space="preserve">D</w:t>
+              <w:t xml:space="preserve">15  </w:t>
+            </w:r>
+            <w:r>
+              <w:rPr>
+                <w:sz w:val="17"/>
+                <w:szCs w:val="17"/>
+              </w:rPr>
+              <w:t xml:space="preserve">A</w:t>
             </w:r>
           </w:p>
         </w:tc>
@@ -8155,14 +6799,14 @@
                 <w:sz w:val="16"/>
                 <w:szCs w:val="16"/>
               </w:rPr>
-              <w:t xml:space="preserve">26  </w:t>
-            </w:r>
-            <w:r>
-              <w:rPr>
-                <w:sz w:val="17"/>
-                <w:szCs w:val="17"/>
-              </w:rPr>
-              <w:t xml:space="preserve">D</w:t>
+              <w:t xml:space="preserve">24  </w:t>
+            </w:r>
+            <w:r>
+              <w:rPr>
+                <w:sz w:val="17"/>
+                <w:szCs w:val="17"/>
+              </w:rPr>
+              <w:t xml:space="preserve">A</w:t>
             </w:r>
           </w:p>
         </w:tc>
@@ -8197,73 +6841,73 @@
                 <w:sz w:val="17"/>
                 <w:szCs w:val="17"/>
               </w:rPr>
-              <w:t xml:space="preserve">A</w:t>
-            </w:r>
-          </w:p>
-        </w:tc>
-        <w:tc>
-          <w:tcPr>
-            <w:tcW w:type="pct" w:w="1667"/>
-            <w:tcMar>
-              <w:top w:type="dxa" w:w="40"/>
-              <w:left w:type="dxa" w:w="100"/>
-              <w:bottom w:type="dxa" w:w="40"/>
-              <w:right w:type="dxa" w:w="100"/>
-            </w:tcMar>
-          </w:tcPr>
-          <w:p>
-            <w:pPr>
-              <w:spacing w:before="22" w:after="22"/>
-            </w:pPr>
-            <w:r>
-              <w:rPr>
-                <w:b/>
-                <w:bCs/>
-                <w:color w:val="8186EF"/>
-                <w:sz w:val="16"/>
-                <w:szCs w:val="16"/>
-              </w:rPr>
-              <w:t xml:space="preserve">17  </w:t>
-            </w:r>
-            <w:r>
-              <w:rPr>
-                <w:sz w:val="17"/>
-                <w:szCs w:val="17"/>
-              </w:rPr>
-              <w:t xml:space="preserve">A</w:t>
-            </w:r>
-          </w:p>
-        </w:tc>
-        <w:tc>
-          <w:tcPr>
-            <w:tcW w:type="pct" w:w="1667"/>
-            <w:tcMar>
-              <w:top w:type="dxa" w:w="40"/>
-              <w:left w:type="dxa" w:w="100"/>
-              <w:bottom w:type="dxa" w:w="40"/>
-              <w:right w:type="dxa" w:w="100"/>
-            </w:tcMar>
-          </w:tcPr>
-          <w:p>
-            <w:pPr>
-              <w:spacing w:before="22" w:after="22"/>
-            </w:pPr>
-            <w:r>
-              <w:rPr>
-                <w:b/>
-                <w:bCs/>
-                <w:color w:val="8186EF"/>
-                <w:sz w:val="16"/>
-                <w:szCs w:val="16"/>
-              </w:rPr>
-              <w:t xml:space="preserve">27  </w:t>
-            </w:r>
-            <w:r>
-              <w:rPr>
-                <w:sz w:val="17"/>
-                <w:szCs w:val="17"/>
-              </w:rPr>
-              <w:t xml:space="preserve">B</w:t>
+              <w:t xml:space="preserve">C</w:t>
+            </w:r>
+          </w:p>
+        </w:tc>
+        <w:tc>
+          <w:tcPr>
+            <w:tcW w:type="pct" w:w="1667"/>
+            <w:tcMar>
+              <w:top w:type="dxa" w:w="40"/>
+              <w:left w:type="dxa" w:w="100"/>
+              <w:bottom w:type="dxa" w:w="40"/>
+              <w:right w:type="dxa" w:w="100"/>
+            </w:tcMar>
+          </w:tcPr>
+          <w:p>
+            <w:pPr>
+              <w:spacing w:before="22" w:after="22"/>
+            </w:pPr>
+            <w:r>
+              <w:rPr>
+                <w:b/>
+                <w:bCs/>
+                <w:color w:val="8186EF"/>
+                <w:sz w:val="16"/>
+                <w:szCs w:val="16"/>
+              </w:rPr>
+              <w:t xml:space="preserve">16  </w:t>
+            </w:r>
+            <w:r>
+              <w:rPr>
+                <w:sz w:val="17"/>
+                <w:szCs w:val="17"/>
+              </w:rPr>
+              <w:t xml:space="preserve">D</w:t>
+            </w:r>
+          </w:p>
+        </w:tc>
+        <w:tc>
+          <w:tcPr>
+            <w:tcW w:type="pct" w:w="1667"/>
+            <w:tcMar>
+              <w:top w:type="dxa" w:w="40"/>
+              <w:left w:type="dxa" w:w="100"/>
+              <w:bottom w:type="dxa" w:w="40"/>
+              <w:right w:type="dxa" w:w="100"/>
+            </w:tcMar>
+          </w:tcPr>
+          <w:p>
+            <w:pPr>
+              <w:spacing w:before="22" w:after="22"/>
+            </w:pPr>
+            <w:r>
+              <w:rPr>
+                <w:b/>
+                <w:bCs/>
+                <w:color w:val="8186EF"/>
+                <w:sz w:val="16"/>
+                <w:szCs w:val="16"/>
+              </w:rPr>
+              <w:t xml:space="preserve">25  </w:t>
+            </w:r>
+            <w:r>
+              <w:rPr>
+                <w:sz w:val="17"/>
+                <w:szCs w:val="17"/>
+              </w:rPr>
+              <w:t xml:space="preserve">Compare with the model earlier in this handout.</w:t>
             </w:r>
           </w:p>
         </w:tc>
@@ -8299,7 +6943,7 @@
                 <w:sz w:val="17"/>
                 <w:szCs w:val="17"/>
               </w:rPr>
-              <w:t xml:space="preserve">B</w:t>
+              <w:t xml:space="preserve">D</w:t>
             </w:r>
           </w:p>
         </w:tc>
@@ -8326,14 +6970,14 @@
                 <w:sz w:val="16"/>
                 <w:szCs w:val="16"/>
               </w:rPr>
-              <w:t xml:space="preserve">18  </w:t>
-            </w:r>
-            <w:r>
-              <w:rPr>
-                <w:sz w:val="17"/>
-                <w:szCs w:val="17"/>
-              </w:rPr>
-              <w:t xml:space="preserve">D</w:t>
+              <w:t xml:space="preserve">17  </w:t>
+            </w:r>
+            <w:r>
+              <w:rPr>
+                <w:sz w:val="17"/>
+                <w:szCs w:val="17"/>
+              </w:rPr>
+              <w:t xml:space="preserve">T</w:t>
             </w:r>
           </w:p>
         </w:tc>
@@ -8360,14 +7004,14 @@
                 <w:sz w:val="16"/>
                 <w:szCs w:val="16"/>
               </w:rPr>
-              <w:t xml:space="preserve">28  </w:t>
-            </w:r>
-            <w:r>
-              <w:rPr>
-                <w:sz w:val="17"/>
-                <w:szCs w:val="17"/>
-              </w:rPr>
-              <w:t xml:space="preserve">A</w:t>
+              <w:t xml:space="preserve">26  </w:t>
+            </w:r>
+            <w:r>
+              <w:rPr>
+                <w:sz w:val="17"/>
+                <w:szCs w:val="17"/>
+              </w:rPr>
+              <w:t xml:space="preserve">17.1: (i) Share-based payments and employee benefits. 17.2: (ii) Intangible assets. 17.3: (iii) Inventories. 17.4: (iv) Leases: the lessee. 17.5: (v) Long-lived assets. 17.6: (vi) Impairment.</w:t>
             </w:r>
           </w:p>
         </w:tc>
@@ -8402,177 +7046,63 @@
                 <w:sz w:val="17"/>
                 <w:szCs w:val="17"/>
               </w:rPr>
-              <w:t xml:space="preserve">C</w:t>
-            </w:r>
-          </w:p>
-        </w:tc>
-        <w:tc>
-          <w:tcPr>
-            <w:tcW w:type="pct" w:w="1667"/>
-            <w:tcMar>
-              <w:top w:type="dxa" w:w="40"/>
-              <w:left w:type="dxa" w:w="100"/>
-              <w:bottom w:type="dxa" w:w="40"/>
-              <w:right w:type="dxa" w:w="100"/>
-            </w:tcMar>
-          </w:tcPr>
-          <w:p>
-            <w:pPr>
-              <w:spacing w:before="22" w:after="22"/>
-            </w:pPr>
-            <w:r>
-              <w:rPr>
-                <w:b/>
-                <w:bCs/>
-                <w:color w:val="8186EF"/>
-                <w:sz w:val="16"/>
-                <w:szCs w:val="16"/>
-              </w:rPr>
-              <w:t xml:space="preserve">19  </w:t>
-            </w:r>
-            <w:r>
-              <w:rPr>
-                <w:sz w:val="17"/>
-                <w:szCs w:val="17"/>
-              </w:rPr>
-              <w:t xml:space="preserve">T</w:t>
-            </w:r>
-          </w:p>
-        </w:tc>
-        <w:tc>
-          <w:tcPr>
-            <w:tcW w:type="pct" w:w="1667"/>
-            <w:tcMar>
-              <w:top w:type="dxa" w:w="40"/>
-              <w:left w:type="dxa" w:w="100"/>
-              <w:bottom w:type="dxa" w:w="40"/>
-              <w:right w:type="dxa" w:w="100"/>
-            </w:tcMar>
-          </w:tcPr>
-          <w:p>
-            <w:pPr>
-              <w:spacing w:before="22" w:after="22"/>
-            </w:pPr>
-            <w:r>
-              <w:rPr>
-                <w:b/>
-                <w:bCs/>
-                <w:color w:val="8186EF"/>
-                <w:sz w:val="16"/>
-                <w:szCs w:val="16"/>
-              </w:rPr>
-              <w:t xml:space="preserve">29  </w:t>
-            </w:r>
-            <w:r>
-              <w:rPr>
-                <w:sz w:val="17"/>
-                <w:szCs w:val="17"/>
-              </w:rPr>
-              <w:t xml:space="preserve">Compare with the model earlier in this handout.</w:t>
-            </w:r>
-          </w:p>
-        </w:tc>
-      </w:tr>
-      <w:tr>
-        <w:tc>
-          <w:tcPr>
-            <w:tcW w:type="pct" w:w="1667"/>
-            <w:shd w:fill="FBFAF6" w:val="clear"/>
-            <w:tcMar>
-              <w:top w:type="dxa" w:w="40"/>
-              <w:left w:type="dxa" w:w="100"/>
-              <w:bottom w:type="dxa" w:w="40"/>
-              <w:right w:type="dxa" w:w="100"/>
-            </w:tcMar>
-          </w:tcPr>
-          <w:p>
-            <w:pPr>
-              <w:spacing w:before="22" w:after="22"/>
-            </w:pPr>
-            <w:r>
-              <w:rPr>
-                <w:b/>
-                <w:bCs/>
-                <w:color w:val="8186EF"/>
-                <w:sz w:val="16"/>
-                <w:szCs w:val="16"/>
-              </w:rPr>
-              <w:t xml:space="preserve">10  </w:t>
-            </w:r>
-            <w:r>
-              <w:rPr>
-                <w:sz w:val="17"/>
-                <w:szCs w:val="17"/>
-              </w:rPr>
-              <w:t xml:space="preserve">D</w:t>
-            </w:r>
-          </w:p>
-        </w:tc>
-        <w:tc>
-          <w:tcPr>
-            <w:tcW w:type="pct" w:w="1667"/>
-            <w:shd w:fill="FBFAF6" w:val="clear"/>
-            <w:tcMar>
-              <w:top w:type="dxa" w:w="40"/>
-              <w:left w:type="dxa" w:w="100"/>
-              <w:bottom w:type="dxa" w:w="40"/>
-              <w:right w:type="dxa" w:w="100"/>
-            </w:tcMar>
-          </w:tcPr>
-          <w:p>
-            <w:pPr>
-              <w:spacing w:before="22" w:after="22"/>
-            </w:pPr>
-            <w:r>
-              <w:rPr>
-                <w:b/>
-                <w:bCs/>
-                <w:color w:val="8186EF"/>
-                <w:sz w:val="16"/>
-                <w:szCs w:val="16"/>
-              </w:rPr>
-              <w:t xml:space="preserve">20  </w:t>
-            </w:r>
-            <w:r>
-              <w:rPr>
-                <w:sz w:val="17"/>
-                <w:szCs w:val="17"/>
-              </w:rPr>
-              <w:t xml:space="preserve">D</w:t>
-            </w:r>
-          </w:p>
-        </w:tc>
-        <w:tc>
-          <w:tcPr>
-            <w:tcW w:type="pct" w:w="1667"/>
-            <w:shd w:fill="FBFAF6" w:val="clear"/>
-            <w:tcMar>
-              <w:top w:type="dxa" w:w="40"/>
-              <w:left w:type="dxa" w:w="100"/>
-              <w:bottom w:type="dxa" w:w="40"/>
-              <w:right w:type="dxa" w:w="100"/>
-            </w:tcMar>
-          </w:tcPr>
-          <w:p>
-            <w:pPr>
-              <w:spacing w:before="22" w:after="22"/>
-            </w:pPr>
-            <w:r>
-              <w:rPr>
-                <w:b/>
-                <w:bCs/>
-                <w:color w:val="8186EF"/>
-                <w:sz w:val="16"/>
-                <w:szCs w:val="16"/>
-              </w:rPr>
-              <w:t xml:space="preserve">30  </w:t>
-            </w:r>
-            <w:r>
-              <w:rPr>
-                <w:sz w:val="17"/>
-                <w:szCs w:val="17"/>
-              </w:rPr>
-              <w:t xml:space="preserve">17.1: (i) Share-based payments and employee benefits. 17.2: (ii) Intangible assets. 17.3: (iii) Inventories. 17.4: (iv) Leases: the lessee. 17.5: (v) Long-lived assets. 17.6: (vi) Impairment.</w:t>
+              <w:t xml:space="preserve">E</w:t>
+            </w:r>
+          </w:p>
+        </w:tc>
+        <w:tc>
+          <w:tcPr>
+            <w:tcW w:type="pct" w:w="1667"/>
+            <w:tcMar>
+              <w:top w:type="dxa" w:w="40"/>
+              <w:left w:type="dxa" w:w="100"/>
+              <w:bottom w:type="dxa" w:w="40"/>
+              <w:right w:type="dxa" w:w="100"/>
+            </w:tcMar>
+          </w:tcPr>
+          <w:p>
+            <w:pPr>
+              <w:spacing w:before="22" w:after="22"/>
+            </w:pPr>
+            <w:r>
+              <w:rPr>
+                <w:b/>
+                <w:bCs/>
+                <w:color w:val="8186EF"/>
+                <w:sz w:val="16"/>
+                <w:szCs w:val="16"/>
+              </w:rPr>
+              <w:t xml:space="preserve">18  </w:t>
+            </w:r>
+            <w:r>
+              <w:rPr>
+                <w:sz w:val="17"/>
+                <w:szCs w:val="17"/>
+              </w:rPr>
+              <w:t xml:space="preserve">E</w:t>
+            </w:r>
+          </w:p>
+        </w:tc>
+        <w:tc>
+          <w:tcPr>
+            <w:tcW w:type="pct" w:w="1667"/>
+            <w:tcMar>
+              <w:top w:type="dxa" w:w="40"/>
+              <w:left w:type="dxa" w:w="100"/>
+              <w:bottom w:type="dxa" w:w="40"/>
+              <w:right w:type="dxa" w:w="100"/>
+            </w:tcMar>
+          </w:tcPr>
+          <w:p>
+            <w:pPr>
+              <w:spacing w:before="24" w:after="24"/>
+            </w:pPr>
+            <w:r>
+              <w:rPr>
+                <w:sz w:val="16"/>
+                <w:szCs w:val="16"/>
+              </w:rPr>
+              <w:t xml:space="preserve"/>
             </w:r>
           </w:p>
         </w:tc>
@@ -8614,7 +7144,7 @@
           <w:sz w:val="16"/>
           <w:szCs w:val="16"/>
         </w:rPr>
-        <w:t xml:space="preserve">The book writes: “GAAP, but accrued over the vesting period under IFRS. For a defined benefit plan, both frameworks put remeasurements in OCI. GAAP later amortizes them into net income; IAS 19 never reclassifies them. Share-based payments and employee benefits: U.S.”</w:t>
+        <w:t xml:space="preserve">The book writes: “For a defined benefit plan, both frameworks put remeasurements in OCI. U.S. GAAP later amortizes them into net income; IAS 19 never reclassifies them. Orontes amends its plan and creates prior service cost of $50,000: U.S. GAAP amortizes $5,000 a year from OCI, while IAS 19 expenses the whole amount at once. The largest intangibles difference is development costs.”</w:t>
       </w:r>
     </w:p>
     <w:p>
@@ -8637,7 +7167,7 @@
           <w:sz w:val="16"/>
           <w:szCs w:val="16"/>
         </w:rPr>
-        <w:t xml:space="preserve">The book writes: “It compares the carrying amount of an asset or cash-generating unit with its recoverable amount: the higher of fair value less costs of disposal and value in use, a discounted cash-flow measure. Because there is no undiscounted screen, IFRS losses often come earlier.”</w:t>
+        <w:t xml:space="preserve">The book writes: “U.S. GAAP allows it, and companies that use LIFO for tax must also use it in their financial statements. Chapter 7 showed how LIFO changes cost of goods sold when prices rise. Both frameworks write inventory down when its value falls below cost.”</w:t>
       </w:r>
     </w:p>
     <w:p>
@@ -8699,37 +7229,37 @@
           <w:sz w:val="16"/>
           <w:szCs w:val="16"/>
         </w:rPr>
-        <w:t xml:space="preserve">5  </w:t>
-      </w:r>
-      <w:r>
-        <w:rPr>
-          <w:sz w:val="16"/>
-          <w:szCs w:val="16"/>
-        </w:rPr>
-        <w:t xml:space="preserve">The book numbers “(ii) Intangible assets” as section 17.2.</w:t>
-      </w:r>
-    </w:p>
-    <w:p>
-      <w:pPr>
-        <w:spacing w:after="18"/>
-        <w:ind w:left="300" w:hanging="300"/>
-      </w:pPr>
-      <w:r>
-        <w:rPr>
-          <w:b/>
-          <w:bCs/>
-          <w:color w:val="8186EF"/>
-          <w:sz w:val="16"/>
-          <w:szCs w:val="16"/>
-        </w:rPr>
-        <w:t xml:space="preserve">6  </w:t>
-      </w:r>
-      <w:r>
-        <w:rPr>
-          <w:sz w:val="16"/>
-          <w:szCs w:val="16"/>
-        </w:rPr>
-        <w:t xml:space="preserve">The book numbers “(iii) Inventories” as section 17.3.</w:t>
+        <w:t xml:space="preserve">11  </w:t>
+      </w:r>
+      <w:r>
+        <w:rPr>
+          <w:sz w:val="16"/>
+          <w:szCs w:val="16"/>
+        </w:rPr>
+        <w:t xml:space="preserve">IAS 2 prohibits LIFO. B is wrong: The conformity rule is a U.S. tax rule; IFRS still prohibits LIFO. C is wrong: LIFO is prohibited for all inventory.</w:t>
+      </w:r>
+    </w:p>
+    <w:p>
+      <w:pPr>
+        <w:spacing w:after="18"/>
+        <w:ind w:left="300" w:hanging="300"/>
+      </w:pPr>
+      <w:r>
+        <w:rPr>
+          <w:b/>
+          <w:bCs/>
+          <w:color w:val="8186EF"/>
+          <w:sz w:val="16"/>
+          <w:szCs w:val="16"/>
+        </w:rPr>
+        <w:t xml:space="preserve">12  </w:t>
+      </w:r>
+      <w:r>
+        <w:rPr>
+          <w:sz w:val="16"/>
+          <w:szCs w:val="16"/>
+        </w:rPr>
+        <w:t xml:space="preserve">Depreciation $84,247 + interest $25,274. A is wrong: Depreciation must be added. B is wrong: Interest must be added.</w:t>
       </w:r>
     </w:p>
     <w:p>
@@ -8752,7 +7282,7 @@
           <w:sz w:val="16"/>
           <w:szCs w:val="16"/>
         </w:rPr>
-        <w:t xml:space="preserve">IAS 2 prohibits LIFO. B is wrong: The conformity rule is a U.S. tax rule; IFRS still prohibits LIFO. C is wrong: LIFO is prohibited for all inventory.</w:t>
+        <w:t xml:space="preserve">Only IFRS 16 has the low-value exemption. A is wrong: Both frameworks have the short-term exemption. B is wrong: Both frameworks recognize ROU assets.</w:t>
       </w:r>
     </w:p>
     <w:p>
@@ -8775,7 +7305,7 @@
           <w:sz w:val="16"/>
           <w:szCs w:val="16"/>
         </w:rPr>
-        <w:t xml:space="preserve">Depreciation $84,247 + interest $25,274. A is wrong: Depreciation must be added. B is wrong: Interest must be added.</w:t>
+        <w:t xml:space="preserve">Upward revaluations go to OCI under IAS 16. A is wrong: Revaluation gains are not in profit (unless reversing an earlier loss). B is wrong: This is the U.S. GAAP treatment.</w:t>
       </w:r>
     </w:p>
     <w:p>
@@ -8798,7 +7328,7 @@
           <w:sz w:val="16"/>
           <w:szCs w:val="16"/>
         </w:rPr>
-        <w:t xml:space="preserve">Only IFRS 16 has the low-value exemption. A is wrong: Both frameworks have the short-term exemption. B is wrong: Both frameworks recognize ROU assets.</w:t>
+        <w:t xml:space="preserve">Component depreciation is required by IAS 16. B is wrong: The rule is reversed. C is wrong: Both allow it; IFRS requires it.</w:t>
       </w:r>
     </w:p>
     <w:p>
@@ -8821,7 +7351,7 @@
           <w:sz w:val="16"/>
           <w:szCs w:val="16"/>
         </w:rPr>
-        <w:t xml:space="preserve">Upward revaluations go to OCI under IAS 16. A is wrong: Revaluation gains are not in profit (unless reversing an earlier loss). B is wrong: This is the U.S. GAAP treatment.</w:t>
+        <w:t xml:space="preserve">IAS 19 expenses it at once; U.S. GAAP amortizes it from OCI. A is wrong: The treatments are reversed. B is wrong: U.S. GAAP does not expense it at once.</w:t>
       </w:r>
     </w:p>
     <w:p>
@@ -8844,52 +7374,6 @@
           <w:sz w:val="16"/>
           <w:szCs w:val="16"/>
         </w:rPr>
-        <w:t xml:space="preserve">Component depreciation is required by IAS 16. B is wrong: The rule is reversed. C is wrong: Both allow it; IFRS requires it.</w:t>
-      </w:r>
-    </w:p>
-    <w:p>
-      <w:pPr>
-        <w:spacing w:after="18"/>
-        <w:ind w:left="300" w:hanging="300"/>
-      </w:pPr>
-      <w:r>
-        <w:rPr>
-          <w:b/>
-          <w:bCs/>
-          <w:color w:val="8186EF"/>
-          <w:sz w:val="16"/>
-          <w:szCs w:val="16"/>
-        </w:rPr>
-        <w:t xml:space="preserve">18  </w:t>
-      </w:r>
-      <w:r>
-        <w:rPr>
-          <w:sz w:val="16"/>
-          <w:szCs w:val="16"/>
-        </w:rPr>
-        <w:t xml:space="preserve">IAS 19 expenses it at once; U.S. GAAP amortizes it from OCI. A is wrong: The treatments are reversed. B is wrong: U.S. GAAP does not expense it at once.</w:t>
-      </w:r>
-    </w:p>
-    <w:p>
-      <w:pPr>
-        <w:spacing w:after="18"/>
-        <w:ind w:left="300" w:hanging="300"/>
-      </w:pPr>
-      <w:r>
-        <w:rPr>
-          <w:b/>
-          <w:bCs/>
-          <w:color w:val="8186EF"/>
-          <w:sz w:val="16"/>
-          <w:szCs w:val="16"/>
-        </w:rPr>
-        <w:t xml:space="preserve">19  </w:t>
-      </w:r>
-      <w:r>
-        <w:rPr>
-          <w:sz w:val="16"/>
-          <w:szCs w:val="16"/>
-        </w:rPr>
         <w:t xml:space="preserve">Every later answer depends on the adjusted exhibit.</w:t>
       </w:r>
     </w:p>
@@ -8906,75 +7390,6 @@
           <w:sz w:val="16"/>
           <w:szCs w:val="16"/>
         </w:rPr>
-        <w:t xml:space="preserve">20  </w:t>
-      </w:r>
-      <w:r>
-        <w:rPr>
-          <w:sz w:val="16"/>
-          <w:szCs w:val="16"/>
-        </w:rPr>
-        <w:t xml:space="preserve">The book states item C17-1 in those words.</w:t>
-      </w:r>
-    </w:p>
-    <w:p>
-      <w:pPr>
-        <w:spacing w:after="18"/>
-        <w:ind w:left="300" w:hanging="300"/>
-      </w:pPr>
-      <w:r>
-        <w:rPr>
-          <w:b/>
-          <w:bCs/>
-          <w:color w:val="8186EF"/>
-          <w:sz w:val="16"/>
-          <w:szCs w:val="16"/>
-        </w:rPr>
-        <w:t xml:space="preserve">21  </w:t>
-      </w:r>
-      <w:r>
-        <w:rPr>
-          <w:sz w:val="16"/>
-          <w:szCs w:val="16"/>
-        </w:rPr>
-        <w:t xml:space="preserve">The book states item C17-2 in those words.</w:t>
-      </w:r>
-    </w:p>
-    <w:p>
-      <w:pPr>
-        <w:spacing w:after="18"/>
-        <w:ind w:left="300" w:hanging="300"/>
-      </w:pPr>
-      <w:r>
-        <w:rPr>
-          <w:b/>
-          <w:bCs/>
-          <w:color w:val="8186EF"/>
-          <w:sz w:val="16"/>
-          <w:szCs w:val="16"/>
-        </w:rPr>
-        <w:t xml:space="preserve">22  </w:t>
-      </w:r>
-      <w:r>
-        <w:rPr>
-          <w:sz w:val="16"/>
-          <w:szCs w:val="16"/>
-        </w:rPr>
-        <w:t xml:space="preserve">The book states item C17-3 in those words.</w:t>
-      </w:r>
-    </w:p>
-    <w:p>
-      <w:pPr>
-        <w:spacing w:after="18"/>
-        <w:ind w:left="300" w:hanging="300"/>
-      </w:pPr>
-      <w:r>
-        <w:rPr>
-          <w:b/>
-          <w:bCs/>
-          <w:color w:val="8186EF"/>
-          <w:sz w:val="16"/>
-          <w:szCs w:val="16"/>
-        </w:rPr>
         <w:t xml:space="preserve">23  </w:t>
       </w:r>
       <w:r>
@@ -8982,7 +7397,7 @@
           <w:sz w:val="16"/>
           <w:szCs w:val="16"/>
         </w:rPr>
-        <w:t xml:space="preserve">The book states item C17-4 in those words.</w:t>
+        <w:t xml:space="preserve">The graded-vesting choice exists only under U.S. GAAP. A is wrong: IFRS 2 does not allow straight-line for graded awards. C is wrong: The choice is reversed.</w:t>
       </w:r>
     </w:p>
     <w:p>
@@ -9005,53 +7420,7 @@
           <w:sz w:val="16"/>
           <w:szCs w:val="16"/>
         </w:rPr>
-        <w:t xml:space="preserve">The book states item C17-5 in those words.</w:t>
-      </w:r>
-    </w:p>
-    <w:p>
-      <w:pPr>
-        <w:spacing w:after="18"/>
-        <w:ind w:left="300" w:hanging="300"/>
-      </w:pPr>
-      <w:r>
-        <w:rPr>
-          <w:b/>
-          <w:bCs/>
-          <w:color w:val="8186EF"/>
-          <w:sz w:val="16"/>
-          <w:szCs w:val="16"/>
-        </w:rPr>
-        <w:t xml:space="preserve">25  </w:t>
-      </w:r>
-      <w:r>
-        <w:rPr>
-          <w:sz w:val="16"/>
-          <w:szCs w:val="16"/>
-        </w:rPr>
-        <w:t xml:space="preserve">The book states item C17-6 in those words.</w:t>
-      </w:r>
-    </w:p>
-    <w:p>
-      <w:pPr>
-        <w:spacing w:after="18"/>
-        <w:ind w:left="300" w:hanging="300"/>
-      </w:pPr>
-      <w:r>
-        <w:rPr>
-          <w:b/>
-          <w:bCs/>
-          <w:color w:val="8186EF"/>
-          <w:sz w:val="16"/>
-          <w:szCs w:val="16"/>
-        </w:rPr>
-        <w:t xml:space="preserve">26  </w:t>
-      </w:r>
-      <w:r>
-        <w:rPr>
-          <w:sz w:val="16"/>
-          <w:szCs w:val="16"/>
-        </w:rPr>
-        <w:t xml:space="preserve">IAS 19 expenses it at once; U.S. GAAP amortizes it from OCI. A is wrong: The treatments are reversed. B is wrong: U.S. GAAP does not expense it at once.</w:t>
+        <w:t xml:space="preserve">Every later answer depends on the adjusted exhibit.</w:t>
       </w:r>
     </w:p>
     <w:p/>
